--- a/units/u01-大数的认识/04-考前测试/original/U1_四上_第一单元_大数的认识.docx
+++ b/units/u01-大数的认识/04-考前测试/original/U1_四上_第一单元_大数的认识.docx
@@ -4,34 +4,7 @@
   <w:body>
     <w:p>
       <w:pPr>
-        <w:jc w:val="center"/>
-      </w:pPr>
-      <w:r>
-        <w:rPr>
-          <w:rFonts w:ascii="宋体" w:hAnsi="宋体" w:eastAsia="宋体"/>
-          <w:b/>
-          <w:color w:val="1E7EB8"/>
-          <w:sz w:val="36"/>
-        </w:rPr>
-        <w:t>数学书桌 · Math Desk</w:t>
-      </w:r>
-    </w:p>
-    <w:p>
-      <w:pPr>
-        <w:jc w:val="center"/>
-      </w:pPr>
-      <w:r>
-        <w:rPr>
-          <w:rFonts w:ascii="宋体" w:hAnsi="宋体" w:eastAsia="宋体"/>
-          <w:b/>
-          <w:color w:val="0F5F8A"/>
-          <w:sz w:val="28"/>
-        </w:rPr>
-        <w:t>四上 · 第一单元·大数的认识</w:t>
-      </w:r>
-    </w:p>
-    <w:p>
-      <w:pPr>
+        <w:spacing w:before="0" w:after="40" w:line="240" w:lineRule="auto"/>
         <w:jc w:val="center"/>
       </w:pPr>
       <w:r>
@@ -41,18 +14,485 @@
           <w:color w:val="1E7EB8"/>
           <w:sz w:val="20"/>
         </w:rPr>
-        <w:t>完整卷（与源扫描页一致）　|　共4页　|　主色：天蓝</w:t>
+        <w:t>数学书桌 · Math Desk</w:t>
       </w:r>
     </w:p>
     <w:p>
+      <w:pPr>
+        <w:spacing w:before="0" w:after="40" w:line="240" w:lineRule="auto"/>
+        <w:jc w:val="center"/>
+      </w:pPr>
+      <w:r>
+        <w:rPr>
+          <w:rFonts w:ascii="宋体" w:hAnsi="宋体" w:eastAsia="宋体"/>
+          <w:b/>
+          <w:color w:val="0F5F8A"/>
+          <w:sz w:val="32"/>
+        </w:rPr>
+        <w:t>数学 · 四上 · 第一单元练习</w:t>
+      </w:r>
+    </w:p>
+    <w:p>
+      <w:pPr>
+        <w:spacing w:before="0" w:after="120" w:line="240" w:lineRule="auto"/>
+        <w:jc w:val="center"/>
+      </w:pPr>
       <w:r>
         <w:rPr>
           <w:rFonts w:ascii="宋体" w:hAnsi="宋体" w:eastAsia="宋体"/>
           <w:b w:val="0"/>
+          <w:sz w:val="22"/>
+        </w:rPr>
+        <w:t>时间：40 分钟</w:t>
+      </w:r>
+    </w:p>
+    <w:p>
+      <w:pPr>
+        <w:spacing w:before="0" w:after="200" w:line="240" w:lineRule="auto"/>
+        <w:jc w:val="center"/>
+      </w:pPr>
+      <w:r>
+        <w:rPr>
+          <w:rFonts w:ascii="宋体" w:hAnsi="宋体" w:eastAsia="宋体"/>
+          <w:b w:val="0"/>
+          <w:sz w:val="22"/>
+        </w:rPr>
+        <w:t>学校____________　四年级____班　姓名____________</w:t>
+      </w:r>
+    </w:p>
+    <w:p>
+      <w:pPr>
+        <w:spacing w:before="160" w:after="120" w:line="240" w:lineRule="auto"/>
+      </w:pPr>
+      <w:r>
+        <w:rPr>
+          <w:rFonts w:ascii="宋体" w:hAnsi="宋体" w:eastAsia="宋体"/>
+          <w:b/>
           <w:color w:val="0F5F8A"/>
+          <w:sz w:val="24"/>
+        </w:rPr>
+        <w:t>一、填空。</w:t>
+      </w:r>
+    </w:p>
+    <w:p>
+      <w:pPr>
+        <w:spacing w:before="0" w:after="80" w:line="240" w:lineRule="auto"/>
+      </w:pPr>
+      <w:r>
+        <w:rPr>
+          <w:rFonts w:ascii="宋体" w:hAnsi="宋体" w:eastAsia="宋体"/>
+          <w:b w:val="0"/>
+          <w:sz w:val="22"/>
+        </w:rPr>
+        <w:t>1. 10 个一万是（　　），10 个一百万是（　　），一千万是（　　）个十万，一亿是（　　）个一百万。</w:t>
+      </w:r>
+    </w:p>
+    <w:p>
+      <w:pPr>
+        <w:spacing w:before="0" w:after="80" w:line="240" w:lineRule="auto"/>
+      </w:pPr>
+      <w:r>
+        <w:rPr>
+          <w:rFonts w:ascii="宋体" w:hAnsi="宋体" w:eastAsia="宋体"/>
+          <w:b w:val="0"/>
+          <w:sz w:val="22"/>
+        </w:rPr>
+        <w:t>2. 在 ○ 里填“＞”“＜”或“＝”。</w:t>
+      </w:r>
+    </w:p>
+    <w:p>
+      <w:pPr>
+        <w:spacing w:before="0" w:after="80" w:line="240" w:lineRule="auto"/>
+      </w:pPr>
+      <w:r>
+        <w:rPr>
+          <w:rFonts w:ascii="宋体" w:hAnsi="宋体" w:eastAsia="宋体"/>
+          <w:b w:val="0"/>
+          <w:sz w:val="22"/>
+        </w:rPr>
+        <w:t xml:space="preserve">　　5430079 ○ 5430790　　1010100 ○ 110100</w:t>
+      </w:r>
+    </w:p>
+    <w:p>
+      <w:pPr>
+        <w:spacing w:before="0" w:after="80" w:line="240" w:lineRule="auto"/>
+      </w:pPr>
+      <w:r>
+        <w:rPr>
+          <w:rFonts w:ascii="宋体" w:hAnsi="宋体" w:eastAsia="宋体"/>
+          <w:b w:val="0"/>
+          <w:sz w:val="22"/>
+        </w:rPr>
+        <w:t xml:space="preserve">　　48 万 ○ 480000　　　　6299000 ○ 630 万</w:t>
+      </w:r>
+    </w:p>
+    <w:p>
+      <w:pPr>
+        <w:spacing w:before="0" w:after="80" w:line="240" w:lineRule="auto"/>
+      </w:pPr>
+      <w:r>
+        <w:rPr>
+          <w:rFonts w:ascii="宋体" w:hAnsi="宋体" w:eastAsia="宋体"/>
+          <w:b w:val="0"/>
+          <w:sz w:val="22"/>
+        </w:rPr>
+        <w:t>3. 马里亚纳海沟最深处为 11034 米。横线上的数读作（　　　　　　　　）米。它是由（　　）个万和（　　）个一组成的。</w:t>
+      </w:r>
+    </w:p>
+    <w:p>
+      <w:pPr>
+        <w:spacing w:before="0" w:after="80" w:line="240" w:lineRule="auto"/>
+      </w:pPr>
+      <w:r>
+        <w:rPr>
+          <w:rFonts w:ascii="宋体" w:hAnsi="宋体" w:eastAsia="宋体"/>
+          <w:b w:val="0"/>
+          <w:sz w:val="22"/>
+        </w:rPr>
+        <w:t>4. 一个八位数，各个数位上都是 9，再加上 1，得到的数是（　　　　　　）。新得到的这个数是（　　）位数，最高位在（　　）位上。</w:t>
+      </w:r>
+    </w:p>
+    <w:p>
+      <w:pPr>
+        <w:spacing w:before="0" w:after="80" w:line="240" w:lineRule="auto"/>
+      </w:pPr>
+      <w:r>
+        <w:rPr>
+          <w:rFonts w:ascii="宋体" w:hAnsi="宋体" w:eastAsia="宋体"/>
+          <w:b w:val="0"/>
+          <w:sz w:val="22"/>
+        </w:rPr>
+        <w:t>5. 从月球到地球的平均距离约三十八万四千四百千米。横线上的数写作（　　　　）千米，省略“万”后面的尾数约是（　　）万千米。</w:t>
+      </w:r>
+    </w:p>
+    <w:p>
+      <w:pPr>
+        <w:spacing w:before="0" w:after="80" w:line="240" w:lineRule="auto"/>
+      </w:pPr>
+      <w:r>
+        <w:rPr>
+          <w:rFonts w:ascii="宋体" w:hAnsi="宋体" w:eastAsia="宋体"/>
+          <w:b w:val="0"/>
+          <w:sz w:val="22"/>
+        </w:rPr>
+        <w:t>6. 28058306 这个数中，万级的数字 8 表示（　　　　　　），个级的数字 8 表示（　　　　　　）。</w:t>
+      </w:r>
+    </w:p>
+    <w:p>
+      <w:pPr>
+        <w:spacing w:before="0" w:after="80" w:line="240" w:lineRule="auto"/>
+      </w:pPr>
+      <w:r>
+        <w:rPr>
+          <w:rFonts w:ascii="宋体" w:hAnsi="宋体" w:eastAsia="宋体"/>
+          <w:b w:val="0"/>
+          <w:sz w:val="22"/>
+        </w:rPr>
+        <w:t>7. 8□989≈8 万，□里可以填（　　　　）；10□0074000≈11 亿，□里可以填（　　　　）。</w:t>
+      </w:r>
+    </w:p>
+    <w:p>
+      <w:pPr>
+        <w:spacing w:before="0" w:after="80" w:line="240" w:lineRule="auto"/>
+      </w:pPr>
+      <w:r>
+        <w:rPr>
+          <w:rFonts w:ascii="宋体" w:hAnsi="宋体" w:eastAsia="宋体"/>
+          <w:b w:val="0"/>
+          <w:sz w:val="22"/>
+        </w:rPr>
+        <w:t>8. 35□8270060 是一个十位数，□里填（　　）时，这个数最接近 35 亿；如果这个数最接近 36 亿，□里应填（　　）。</w:t>
+      </w:r>
+    </w:p>
+    <w:p>
+      <w:pPr>
+        <w:spacing w:before="0" w:after="80" w:line="240" w:lineRule="auto"/>
+      </w:pPr>
+      <w:r>
+        <w:rPr>
+          <w:rFonts w:ascii="宋体" w:hAnsi="宋体" w:eastAsia="宋体"/>
+          <w:b w:val="0"/>
+          <w:sz w:val="22"/>
+        </w:rPr>
+        <w:t>9. 算盘是我国古代的伟大发明。如图（原卷算盘图：十万位上珠为 5，万位下珠为 3），算盘表示的数写作______________。请在下面数线上用“↑”标出这个数的大致位置。</w:t>
+      </w:r>
+    </w:p>
+    <w:p>
+      <w:pPr>
+        <w:spacing w:before="0" w:after="80" w:line="240" w:lineRule="auto"/>
+      </w:pPr>
+      <w:r>
+        <w:rPr>
+          <w:rFonts w:ascii="宋体" w:hAnsi="宋体" w:eastAsia="宋体"/>
+          <w:b w:val="0"/>
           <w:sz w:val="18"/>
         </w:rPr>
-        <w:t>说明：下列各页为源卷高清拆页（放大锐化），内容与 JPG/PNG 扫描一致；缺页待你补图后可再生成。答案见 answers/ 目录。</w:t>
+        <w:t xml:space="preserve">　　50万　|--------|--------|--------|--------|--------|--------|--------|--------|--------|--------|　60万</w:t>
+      </w:r>
+    </w:p>
+    <w:p>
+      <w:pPr>
+        <w:spacing w:before="0" w:after="80" w:line="240" w:lineRule="auto"/>
+      </w:pPr>
+      <w:r>
+        <w:rPr>
+          <w:rFonts w:ascii="宋体" w:hAnsi="宋体" w:eastAsia="宋体"/>
+          <w:b w:val="0"/>
+          <w:color w:val="1E7EB8"/>
+          <w:sz w:val="18"/>
+        </w:rPr>
+        <w:t xml:space="preserve">　　　　　　　　　　　　　（在约 53 万处标 ↑）</w:t>
+      </w:r>
+    </w:p>
+    <w:p>
+      <w:pPr>
+        <w:spacing w:before="0" w:after="80" w:line="240" w:lineRule="auto"/>
+      </w:pPr>
+      <w:r>
+        <w:rPr>
+          <w:rFonts w:ascii="宋体" w:hAnsi="宋体" w:eastAsia="宋体"/>
+          <w:b w:val="0"/>
+          <w:sz w:val="22"/>
+        </w:rPr>
+        <w:t>10. 11 颗珠子，放在不同数位上表示的数不同。下表表示五位数 51023。</w:t>
+      </w:r>
+    </w:p>
+    <w:tbl>
+      <w:tblPr>
+        <w:tblStyle w:val="TableGrid"/>
+        <w:tblW w:type="auto" w:w="0"/>
+        <w:tblLook w:firstColumn="1" w:firstRow="1" w:lastColumn="0" w:lastRow="0" w:noHBand="0" w:noVBand="1" w:val="04A0"/>
+      </w:tblPr>
+      <w:tblGrid>
+        <w:gridCol w:w="2018"/>
+        <w:gridCol w:w="2018"/>
+        <w:gridCol w:w="2018"/>
+        <w:gridCol w:w="2018"/>
+        <w:gridCol w:w="2018"/>
+      </w:tblGrid>
+      <w:tr>
+        <w:tc>
+          <w:tcPr>
+            <w:tcW w:type="dxa" w:w="2018"/>
+          </w:tcPr>
+          <w:p>
+            <w:r>
+              <w:t>万位</w:t>
+            </w:r>
+          </w:p>
+        </w:tc>
+        <w:tc>
+          <w:tcPr>
+            <w:tcW w:type="dxa" w:w="2018"/>
+          </w:tcPr>
+          <w:p>
+            <w:r>
+              <w:t>千位</w:t>
+            </w:r>
+          </w:p>
+        </w:tc>
+        <w:tc>
+          <w:tcPr>
+            <w:tcW w:type="dxa" w:w="2018"/>
+          </w:tcPr>
+          <w:p>
+            <w:r>
+              <w:t>百位</w:t>
+            </w:r>
+          </w:p>
+        </w:tc>
+        <w:tc>
+          <w:tcPr>
+            <w:tcW w:type="dxa" w:w="2018"/>
+          </w:tcPr>
+          <w:p>
+            <w:r>
+              <w:t>十位</w:t>
+            </w:r>
+          </w:p>
+        </w:tc>
+        <w:tc>
+          <w:tcPr>
+            <w:tcW w:type="dxa" w:w="2018"/>
+          </w:tcPr>
+          <w:p>
+            <w:r>
+              <w:t>个位</w:t>
+            </w:r>
+          </w:p>
+        </w:tc>
+      </w:tr>
+      <w:tr>
+        <w:tc>
+          <w:tcPr>
+            <w:tcW w:type="dxa" w:w="2018"/>
+          </w:tcPr>
+          <w:p>
+            <w:r>
+              <w:t>●●●●●</w:t>
+            </w:r>
+          </w:p>
+        </w:tc>
+        <w:tc>
+          <w:tcPr>
+            <w:tcW w:type="dxa" w:w="2018"/>
+          </w:tcPr>
+          <w:p>
+            <w:r>
+              <w:t>●</w:t>
+            </w:r>
+          </w:p>
+        </w:tc>
+        <w:tc>
+          <w:tcPr>
+            <w:tcW w:type="dxa" w:w="2018"/>
+          </w:tcPr>
+          <w:p>
+            <w:r>
+              <w:t>（空）</w:t>
+            </w:r>
+          </w:p>
+        </w:tc>
+        <w:tc>
+          <w:tcPr>
+            <w:tcW w:type="dxa" w:w="2018"/>
+          </w:tcPr>
+          <w:p>
+            <w:r>
+              <w:t>●●</w:t>
+            </w:r>
+          </w:p>
+        </w:tc>
+        <w:tc>
+          <w:tcPr>
+            <w:tcW w:type="dxa" w:w="2018"/>
+          </w:tcPr>
+          <w:p>
+            <w:r>
+              <w:t>●●●</w:t>
+            </w:r>
+          </w:p>
+        </w:tc>
+      </w:tr>
+    </w:tbl>
+    <w:p>
+      <w:pPr>
+        <w:spacing w:before="0" w:after="160" w:line="240" w:lineRule="auto"/>
+      </w:pPr>
+      <w:r>
+        <w:rPr>
+          <w:rFonts w:ascii="宋体" w:hAnsi="宋体" w:eastAsia="宋体"/>
+          <w:b w:val="0"/>
+          <w:sz w:val="22"/>
+        </w:rPr>
+        <w:t>如果用这 11 颗珠子组成一个新的五位数（每个数位上都要有珠子），这个五位数最大是（　　　　）。</w:t>
+      </w:r>
+    </w:p>
+    <w:p>
+      <w:pPr>
+        <w:spacing w:before="160" w:after="120" w:line="240" w:lineRule="auto"/>
+      </w:pPr>
+      <w:r>
+        <w:rPr>
+          <w:rFonts w:ascii="宋体" w:hAnsi="宋体" w:eastAsia="宋体"/>
+          <w:b/>
+          <w:color w:val="0F5F8A"/>
+          <w:sz w:val="24"/>
+        </w:rPr>
+        <w:t>二、选一选。</w:t>
+      </w:r>
+    </w:p>
+    <w:p>
+      <w:pPr>
+        <w:spacing w:before="0" w:after="80" w:line="240" w:lineRule="auto"/>
+      </w:pPr>
+      <w:r>
+        <w:rPr>
+          <w:rFonts w:ascii="宋体" w:hAnsi="宋体" w:eastAsia="宋体"/>
+          <w:b w:val="0"/>
+          <w:sz w:val="22"/>
+        </w:rPr>
+        <w:t>1. 543100 中的“3”表示（　　）。</w:t>
+      </w:r>
+    </w:p>
+    <w:p>
+      <w:pPr>
+        <w:spacing w:before="0" w:after="80" w:line="240" w:lineRule="auto"/>
+      </w:pPr>
+      <w:r>
+        <w:rPr>
+          <w:rFonts w:ascii="宋体" w:hAnsi="宋体" w:eastAsia="宋体"/>
+          <w:b w:val="0"/>
+          <w:sz w:val="22"/>
+        </w:rPr>
+        <w:t xml:space="preserve">　　① 3 个一百　　② 3 个一千　　③ 3 个一万　　④ 3 个十万</w:t>
+      </w:r>
+    </w:p>
+    <w:p>
+      <w:pPr>
+        <w:spacing w:before="0" w:after="80" w:line="240" w:lineRule="auto"/>
+      </w:pPr>
+      <w:r>
+        <w:rPr>
+          <w:rFonts w:ascii="宋体" w:hAnsi="宋体" w:eastAsia="宋体"/>
+          <w:b w:val="0"/>
+          <w:sz w:val="22"/>
+        </w:rPr>
+        <w:t>2. 有一个数，万级上是 406，个级上是 273，这个数是（　　）。</w:t>
+      </w:r>
+    </w:p>
+    <w:p>
+      <w:pPr>
+        <w:spacing w:before="0" w:after="80" w:line="240" w:lineRule="auto"/>
+      </w:pPr>
+      <w:r>
+        <w:rPr>
+          <w:rFonts w:ascii="宋体" w:hAnsi="宋体" w:eastAsia="宋体"/>
+          <w:b w:val="0"/>
+          <w:sz w:val="22"/>
+        </w:rPr>
+        <w:t xml:space="preserve">　　① 406273　　② 4060273　　③ 4062730　　④ 40600273</w:t>
+      </w:r>
+    </w:p>
+    <w:p>
+      <w:pPr>
+        <w:spacing w:before="0" w:after="80" w:line="240" w:lineRule="auto"/>
+      </w:pPr>
+      <w:r>
+        <w:rPr>
+          <w:rFonts w:ascii="宋体" w:hAnsi="宋体" w:eastAsia="宋体"/>
+          <w:b w:val="0"/>
+          <w:sz w:val="22"/>
+        </w:rPr>
+        <w:t>3. 在数字 4 和 7 之间添（　　）个 0，可以组成四千万零七。</w:t>
+      </w:r>
+    </w:p>
+    <w:p>
+      <w:pPr>
+        <w:spacing w:before="0" w:after="80" w:line="240" w:lineRule="auto"/>
+      </w:pPr>
+      <w:r>
+        <w:rPr>
+          <w:rFonts w:ascii="宋体" w:hAnsi="宋体" w:eastAsia="宋体"/>
+          <w:b w:val="0"/>
+          <w:sz w:val="22"/>
+        </w:rPr>
+        <w:t xml:space="preserve">　　① 4　　② 5　　③ 6　　④ 7</w:t>
+      </w:r>
+    </w:p>
+    <w:p>
+      <w:pPr>
+        <w:spacing w:before="0" w:after="0" w:line="240" w:lineRule="auto"/>
+        <w:jc w:val="center"/>
+      </w:pPr>
+      <w:r>
+        <w:rPr>
+          <w:rFonts w:ascii="宋体" w:hAnsi="宋体" w:eastAsia="宋体"/>
+          <w:b w:val="0"/>
+          <w:color w:val="1E7EB8"/>
+          <w:sz w:val="16"/>
+        </w:rPr>
+        <w:t>数学 · 四上 · 第一单元　第 1 页（共 4 页）　|　清晰重排版（非扫描放大）</w:t>
       </w:r>
     </w:p>
     <w:p>
@@ -62,52 +502,400 @@
     </w:p>
     <w:p>
       <w:pPr>
+        <w:spacing w:before="160" w:after="120" w:line="240" w:lineRule="auto"/>
+      </w:pPr>
+      <w:r>
+        <w:rPr>
+          <w:rFonts w:ascii="宋体" w:hAnsi="宋体" w:eastAsia="宋体"/>
+          <w:b/>
+          <w:color w:val="0F5F8A"/>
+          <w:sz w:val="24"/>
+        </w:rPr>
+        <w:t>二、选一选。（续）</w:t>
+      </w:r>
+    </w:p>
+    <w:p>
+      <w:pPr>
+        <w:spacing w:before="0" w:after="80" w:line="240" w:lineRule="auto"/>
+      </w:pPr>
+      <w:r>
+        <w:rPr>
+          <w:rFonts w:ascii="宋体" w:hAnsi="宋体" w:eastAsia="宋体"/>
+          <w:b w:val="0"/>
+          <w:sz w:val="22"/>
+        </w:rPr>
+        <w:t>4. 四位同学用不同方法表示 120000，其中不正确的是（　　）。</w:t>
+      </w:r>
+    </w:p>
+    <w:p>
+      <w:pPr>
+        <w:spacing w:before="0" w:after="80" w:line="240" w:lineRule="auto"/>
+      </w:pPr>
+      <w:r>
+        <w:rPr>
+          <w:rFonts w:ascii="宋体" w:hAnsi="宋体" w:eastAsia="宋体"/>
+          <w:b w:val="0"/>
+          <w:sz w:val="22"/>
+        </w:rPr>
+        <w:t xml:space="preserve">　　① 计数器：十万位拨 1，万位拨 2（表示 120000）</w:t>
+      </w:r>
+    </w:p>
+    <w:p>
+      <w:pPr>
+        <w:spacing w:before="0" w:after="80" w:line="240" w:lineRule="auto"/>
+      </w:pPr>
+      <w:r>
+        <w:rPr>
+          <w:rFonts w:ascii="宋体" w:hAnsi="宋体" w:eastAsia="宋体"/>
+          <w:b w:val="0"/>
+          <w:sz w:val="22"/>
+        </w:rPr>
+        <w:t xml:space="preserve">　　② 用小正方形表示，每格表示 1000，画了 120 格</w:t>
+      </w:r>
+    </w:p>
+    <w:p>
+      <w:pPr>
+        <w:spacing w:before="0" w:after="80" w:line="240" w:lineRule="auto"/>
+      </w:pPr>
+      <w:r>
+        <w:rPr>
+          <w:rFonts w:ascii="宋体" w:hAnsi="宋体" w:eastAsia="宋体"/>
+          <w:b w:val="0"/>
+          <w:sz w:val="22"/>
+        </w:rPr>
+        <w:t xml:space="preserve">　　③ 数线：10万——20万，箭头指在正中间（约 15万）</w:t>
+      </w:r>
+    </w:p>
+    <w:p>
+      <w:pPr>
+        <w:spacing w:before="0" w:after="80" w:line="240" w:lineRule="auto"/>
+      </w:pPr>
+      <w:r>
+        <w:rPr>
+          <w:rFonts w:ascii="宋体" w:hAnsi="宋体" w:eastAsia="宋体"/>
+          <w:b w:val="0"/>
+          <w:sz w:val="22"/>
+        </w:rPr>
+        <w:t xml:space="preserve">　　④ 1×100000＋2×10000</w:t>
+      </w:r>
+    </w:p>
+    <w:p>
+      <w:pPr>
+        <w:spacing w:before="0" w:after="80" w:line="240" w:lineRule="auto"/>
+      </w:pPr>
+      <w:r>
+        <w:rPr>
+          <w:rFonts w:ascii="宋体" w:hAnsi="宋体" w:eastAsia="宋体"/>
+          <w:b w:val="0"/>
+          <w:sz w:val="22"/>
+        </w:rPr>
+        <w:t>5. 一个数的近似数是 476 万。如果原来这个数万位上的数字是 6，那么原来千位上的数字最大是（　　）。</w:t>
+      </w:r>
+    </w:p>
+    <w:p>
+      <w:pPr>
+        <w:spacing w:before="0" w:after="80" w:line="240" w:lineRule="auto"/>
+      </w:pPr>
+      <w:r>
+        <w:rPr>
+          <w:rFonts w:ascii="宋体" w:hAnsi="宋体" w:eastAsia="宋体"/>
+          <w:b w:val="0"/>
+          <w:sz w:val="22"/>
+        </w:rPr>
+        <w:t xml:space="preserve">　　① 4　　② 5　　③ 0　　④ 9</w:t>
+      </w:r>
+    </w:p>
+    <w:p>
+      <w:pPr>
+        <w:spacing w:before="0" w:after="80" w:line="240" w:lineRule="auto"/>
+      </w:pPr>
+      <w:r>
+        <w:rPr>
+          <w:rFonts w:ascii="宋体" w:hAnsi="宋体" w:eastAsia="宋体"/>
+          <w:b w:val="0"/>
+          <w:sz w:val="22"/>
+        </w:rPr>
+        <w:t>6. 下面四个数中，（　　）可能是图中 M 点表示的数。</w:t>
+      </w:r>
+    </w:p>
+    <w:p>
+      <w:pPr>
+        <w:spacing w:before="0" w:after="80" w:line="240" w:lineRule="auto"/>
+      </w:pPr>
+      <w:r>
+        <w:rPr>
+          <w:rFonts w:ascii="宋体" w:hAnsi="宋体" w:eastAsia="宋体"/>
+          <w:b w:val="0"/>
+          <w:sz w:val="22"/>
+        </w:rPr>
+        <w:t xml:space="preserve">　　数线：50000——60000——70000，M 在 60000 与 70000 之间且靠近 60000 一侧约三分之一处。</w:t>
+      </w:r>
+    </w:p>
+    <w:p>
+      <w:pPr>
+        <w:spacing w:before="0" w:after="80" w:line="240" w:lineRule="auto"/>
+      </w:pPr>
+      <w:r>
+        <w:rPr>
+          <w:rFonts w:ascii="宋体" w:hAnsi="宋体" w:eastAsia="宋体"/>
+          <w:b w:val="0"/>
+          <w:sz w:val="22"/>
+        </w:rPr>
+        <w:t xml:space="preserve">　　① 63000　　② 65000　　③ 67000　　④ 69000</w:t>
+      </w:r>
+    </w:p>
+    <w:p>
+      <w:pPr>
+        <w:spacing w:before="160" w:after="120" w:line="240" w:lineRule="auto"/>
+      </w:pPr>
+      <w:r>
+        <w:rPr>
+          <w:rFonts w:ascii="宋体" w:hAnsi="宋体" w:eastAsia="宋体"/>
+          <w:b/>
+          <w:color w:val="0F5F8A"/>
+          <w:sz w:val="24"/>
+        </w:rPr>
+        <w:t>三、按要求完成下面各题。</w:t>
+      </w:r>
+    </w:p>
+    <w:p>
+      <w:pPr>
+        <w:spacing w:before="0" w:after="80" w:line="240" w:lineRule="auto"/>
+      </w:pPr>
+      <w:r>
+        <w:rPr>
+          <w:rFonts w:ascii="宋体" w:hAnsi="宋体" w:eastAsia="宋体"/>
+          <w:b w:val="0"/>
+          <w:sz w:val="22"/>
+        </w:rPr>
+        <w:t>1. 连一连（把读 0 的情况与数连起来）。</w:t>
+      </w:r>
+    </w:p>
+    <w:p>
+      <w:pPr>
+        <w:spacing w:before="0" w:after="80" w:line="240" w:lineRule="auto"/>
+      </w:pPr>
+      <w:r>
+        <w:rPr>
+          <w:rFonts w:ascii="宋体" w:hAnsi="宋体" w:eastAsia="宋体"/>
+          <w:b w:val="0"/>
+          <w:sz w:val="22"/>
+        </w:rPr>
+        <w:t xml:space="preserve">　　一个 0 都不读　　读出一个 0　　读出两个 0</w:t>
+      </w:r>
+    </w:p>
+    <w:p>
+      <w:pPr>
+        <w:spacing w:before="0" w:after="80" w:line="240" w:lineRule="auto"/>
+      </w:pPr>
+      <w:r>
+        <w:rPr>
+          <w:rFonts w:ascii="宋体" w:hAnsi="宋体" w:eastAsia="宋体"/>
+          <w:b w:val="0"/>
+          <w:sz w:val="22"/>
+        </w:rPr>
+        <w:t xml:space="preserve">　　80072050　　80700025　　87025000　　87205000</w:t>
+      </w:r>
+    </w:p>
+    <w:p>
+      <w:pPr>
+        <w:spacing w:before="0" w:after="80" w:line="240" w:lineRule="auto"/>
+      </w:pPr>
+      <w:r>
+        <w:rPr>
+          <w:rFonts w:ascii="宋体" w:hAnsi="宋体" w:eastAsia="宋体"/>
+          <w:b w:val="0"/>
+          <w:sz w:val="22"/>
+        </w:rPr>
+        <w:t>2. 填上合适的数。</w:t>
+      </w:r>
+    </w:p>
+    <w:p>
+      <w:pPr>
+        <w:spacing w:before="0" w:after="80" w:line="240" w:lineRule="auto"/>
+      </w:pPr>
+      <w:r>
+        <w:rPr>
+          <w:rFonts w:ascii="宋体" w:hAnsi="宋体" w:eastAsia="宋体"/>
+          <w:b w:val="0"/>
+          <w:sz w:val="22"/>
+        </w:rPr>
+        <w:t xml:space="preserve">　　(1) 379614＝100000×（　）＋（　）×7＋（　）×9＋100×（　）＋10×（　）＋（　）×1</w:t>
+      </w:r>
+    </w:p>
+    <w:p>
+      <w:pPr>
+        <w:spacing w:before="0" w:after="80" w:line="240" w:lineRule="auto"/>
+      </w:pPr>
+      <w:r>
+        <w:rPr>
+          <w:rFonts w:ascii="宋体" w:hAnsi="宋体" w:eastAsia="宋体"/>
+          <w:b w:val="0"/>
+          <w:sz w:val="22"/>
+        </w:rPr>
+        <w:t xml:space="preserve">　　(2) 在数线 50000——60000——70000 上，标出约 55000 与约 63000 的位置（用方框标数）。</w:t>
+      </w:r>
+    </w:p>
+    <w:p>
+      <w:pPr>
+        <w:spacing w:before="0" w:after="80" w:line="240" w:lineRule="auto"/>
+      </w:pPr>
+      <w:r>
+        <w:rPr>
+          <w:rFonts w:ascii="宋体" w:hAnsi="宋体" w:eastAsia="宋体"/>
+          <w:b w:val="0"/>
+          <w:sz w:val="22"/>
+        </w:rPr>
+        <w:t>3. 将表格中四大行星到太阳的平均距离按从大到小的顺序排一排。</w:t>
+      </w:r>
+    </w:p>
+    <w:tbl>
+      <w:tblPr>
+        <w:tblStyle w:val="TableGrid"/>
+        <w:tblW w:type="auto" w:w="0"/>
+        <w:tblLook w:firstColumn="1" w:firstRow="1" w:lastColumn="0" w:lastRow="0" w:noHBand="0" w:noVBand="1" w:val="04A0"/>
+      </w:tblPr>
+      <w:tblGrid>
+        <w:gridCol w:w="5046"/>
+        <w:gridCol w:w="5046"/>
+      </w:tblGrid>
+      <w:tr>
+        <w:tc>
+          <w:tcPr>
+            <w:tcW w:type="dxa" w:w="5046"/>
+          </w:tcPr>
+          <w:p>
+            <w:r>
+              <w:t>行星</w:t>
+            </w:r>
+          </w:p>
+        </w:tc>
+        <w:tc>
+          <w:tcPr>
+            <w:tcW w:type="dxa" w:w="5046"/>
+          </w:tcPr>
+          <w:p>
+            <w:r>
+              <w:t>平均距离（千米）</w:t>
+            </w:r>
+          </w:p>
+        </w:tc>
+      </w:tr>
+      <w:tr>
+        <w:tc>
+          <w:tcPr>
+            <w:tcW w:type="dxa" w:w="5046"/>
+          </w:tcPr>
+          <w:p>
+            <w:r>
+              <w:t>地球</w:t>
+            </w:r>
+          </w:p>
+        </w:tc>
+        <w:tc>
+          <w:tcPr>
+            <w:tcW w:type="dxa" w:w="5046"/>
+          </w:tcPr>
+          <w:p>
+            <w:r>
+              <w:t>149600000</w:t>
+            </w:r>
+          </w:p>
+        </w:tc>
+      </w:tr>
+      <w:tr>
+        <w:tc>
+          <w:tcPr>
+            <w:tcW w:type="dxa" w:w="5046"/>
+          </w:tcPr>
+          <w:p>
+            <w:r>
+              <w:t>木星</w:t>
+            </w:r>
+          </w:p>
+        </w:tc>
+        <w:tc>
+          <w:tcPr>
+            <w:tcW w:type="dxa" w:w="5046"/>
+          </w:tcPr>
+          <w:p>
+            <w:r>
+              <w:t>778330000</w:t>
+            </w:r>
+          </w:p>
+        </w:tc>
+      </w:tr>
+      <w:tr>
+        <w:tc>
+          <w:tcPr>
+            <w:tcW w:type="dxa" w:w="5046"/>
+          </w:tcPr>
+          <w:p>
+            <w:r>
+              <w:t>水星</w:t>
+            </w:r>
+          </w:p>
+        </w:tc>
+        <w:tc>
+          <w:tcPr>
+            <w:tcW w:type="dxa" w:w="5046"/>
+          </w:tcPr>
+          <w:p>
+            <w:r>
+              <w:t>57910000</w:t>
+            </w:r>
+          </w:p>
+        </w:tc>
+      </w:tr>
+      <w:tr>
+        <w:tc>
+          <w:tcPr>
+            <w:tcW w:type="dxa" w:w="5046"/>
+          </w:tcPr>
+          <w:p>
+            <w:r>
+              <w:t>金星</w:t>
+            </w:r>
+          </w:p>
+        </w:tc>
+        <w:tc>
+          <w:tcPr>
+            <w:tcW w:type="dxa" w:w="5046"/>
+          </w:tcPr>
+          <w:p>
+            <w:r>
+              <w:t>108200000</w:t>
+            </w:r>
+          </w:p>
+        </w:tc>
+      </w:tr>
+    </w:tbl>
+    <w:p>
+      <w:pPr>
+        <w:spacing w:before="0" w:after="160" w:line="240" w:lineRule="auto"/>
+      </w:pPr>
+      <w:r>
+        <w:rPr>
+          <w:rFonts w:ascii="宋体" w:hAnsi="宋体" w:eastAsia="宋体"/>
+          <w:b w:val="0"/>
+          <w:sz w:val="22"/>
+        </w:rPr>
+        <w:t>从大到小：______________ → ______________ → ______________ → ______________</w:t>
+      </w:r>
+    </w:p>
+    <w:p>
+      <w:pPr>
+        <w:spacing w:before="0" w:after="0" w:line="240" w:lineRule="auto"/>
         <w:jc w:val="center"/>
       </w:pPr>
       <w:r>
         <w:rPr>
           <w:rFonts w:ascii="宋体" w:hAnsi="宋体" w:eastAsia="宋体"/>
-          <w:b/>
+          <w:b w:val="0"/>
           <w:color w:val="1E7EB8"/>
-          <w:sz w:val="20"/>
+          <w:sz w:val="16"/>
         </w:rPr>
-        <w:t>数学书桌 · Math Desk　·　第一单元·大数的认识　·　第 1 页</w:t>
-      </w:r>
-    </w:p>
-    <w:p>
-      <w:r>
-        <w:drawing>
-          <wp:inline xmlns:a="http://schemas.openxmlformats.org/drawingml/2006/main" xmlns:pic="http://schemas.openxmlformats.org/drawingml/2006/picture">
-            <wp:extent cx="6696000" cy="9673267"/>
-            <wp:docPr id="1" name="Picture 1"/>
-            <wp:cNvGraphicFramePr>
-              <a:graphicFrameLocks noChangeAspect="1"/>
-            </wp:cNvGraphicFramePr>
-            <a:graphic>
-              <a:graphicData uri="http://schemas.openxmlformats.org/drawingml/2006/picture">
-                <pic:pic>
-                  <pic:nvPicPr>
-                    <pic:cNvPr id="0" name="u01-p01.png"/>
-                    <pic:cNvPicPr/>
-                  </pic:nvPicPr>
-                  <pic:blipFill>
-                    <a:blip r:embed="rId9"/>
-                    <a:stretch>
-                      <a:fillRect/>
-                    </a:stretch>
-                  </pic:blipFill>
-                  <pic:spPr>
-                    <a:xfrm>
-                      <a:off x="0" y="0"/>
-                      <a:ext cx="6696000" cy="9673267"/>
-                    </a:xfrm>
-                    <a:prstGeom prst="rect"/>
-                  </pic:spPr>
-                </pic:pic>
-              </a:graphicData>
-            </a:graphic>
-          </wp:inline>
-        </w:drawing>
+        <w:t>数学 · 四上 · 第一单元　第 2 页（共 4 页）　|　清晰重排版（非扫描放大）</w:t>
       </w:r>
     </w:p>
     <w:p>
@@ -117,52 +905,189 @@
     </w:p>
     <w:p>
       <w:pPr>
+        <w:spacing w:before="160" w:after="120" w:line="240" w:lineRule="auto"/>
+      </w:pPr>
+      <w:r>
+        <w:rPr>
+          <w:rFonts w:ascii="宋体" w:hAnsi="宋体" w:eastAsia="宋体"/>
+          <w:b/>
+          <w:color w:val="0F5F8A"/>
+          <w:sz w:val="24"/>
+        </w:rPr>
+        <w:t>四、列竖式计算。（带 ※ 的题目要验算）</w:t>
+      </w:r>
+    </w:p>
+    <w:p>
+      <w:pPr>
+        <w:spacing w:before="0" w:after="80" w:line="240" w:lineRule="auto"/>
+      </w:pPr>
+      <w:r>
+        <w:rPr>
+          <w:rFonts w:ascii="宋体" w:hAnsi="宋体" w:eastAsia="宋体"/>
+          <w:b w:val="0"/>
+          <w:sz w:val="22"/>
+        </w:rPr>
+        <w:t>1. 76×45＝　　　　　　2. 21.4－7.9＝</w:t>
+      </w:r>
+    </w:p>
+    <w:p>
+      <w:pPr>
+        <w:spacing w:before="0" w:after="80" w:line="240" w:lineRule="auto"/>
+      </w:pPr>
+      <w:r>
+        <w:rPr>
+          <w:rFonts w:ascii="宋体" w:hAnsi="宋体" w:eastAsia="宋体"/>
+          <w:b w:val="0"/>
+          <w:sz w:val="22"/>
+        </w:rPr>
+      </w:r>
+    </w:p>
+    <w:p>
+      <w:pPr>
+        <w:spacing w:before="0" w:after="80" w:line="240" w:lineRule="auto"/>
+      </w:pPr>
+      <w:r>
+        <w:rPr>
+          <w:rFonts w:ascii="宋体" w:hAnsi="宋体" w:eastAsia="宋体"/>
+          <w:b w:val="0"/>
+          <w:sz w:val="22"/>
+        </w:rPr>
+        <w:t>3. 572÷7＝　　　　　　※4. 843÷5＝</w:t>
+      </w:r>
+    </w:p>
+    <w:p>
+      <w:pPr>
+        <w:spacing w:before="0" w:after="320" w:line="240" w:lineRule="auto"/>
+      </w:pPr>
+      <w:r>
+        <w:rPr>
+          <w:rFonts w:ascii="宋体" w:hAnsi="宋体" w:eastAsia="宋体"/>
+          <w:b w:val="0"/>
+          <w:color w:val="1E7EB8"/>
+          <w:sz w:val="18"/>
+        </w:rPr>
+        <w:t>（请在下方列竖式，※ 题写出验算）</w:t>
+      </w:r>
+    </w:p>
+    <w:p>
+      <w:pPr>
+        <w:spacing w:before="160" w:after="120" w:line="240" w:lineRule="auto"/>
+      </w:pPr>
+      <w:r>
+        <w:rPr>
+          <w:rFonts w:ascii="宋体" w:hAnsi="宋体" w:eastAsia="宋体"/>
+          <w:b/>
+          <w:color w:val="0F5F8A"/>
+          <w:sz w:val="24"/>
+        </w:rPr>
+        <w:t>五、根据要求完成下面各题。</w:t>
+      </w:r>
+    </w:p>
+    <w:p>
+      <w:pPr>
+        <w:spacing w:before="0" w:after="160" w:line="240" w:lineRule="auto"/>
+        <w:ind w:firstLine="420"/>
+      </w:pPr>
+      <w:r>
+        <w:rPr>
+          <w:rFonts w:ascii="宋体" w:hAnsi="宋体" w:eastAsia="宋体"/>
+          <w:b w:val="0"/>
+          <w:sz w:val="20"/>
+        </w:rPr>
+        <w:t>2022 年 2 月 4 日，第 24 届冬季奥林匹克运动会在北京开幕。国家体育场（鸟巢）于 2003 年 12 月 24 日开工建设，2008 年 6 月 28 日竣工，总投资 2267000000 元，建筑面积 258000 平方米，可容纳约 91000 名观众。本届冬奥会，中国体育代表团共获得 9 枚金牌、4 枚银牌、2 枚铜牌，共 15 枚奖牌。</w:t>
+      </w:r>
+    </w:p>
+    <w:p>
+      <w:pPr>
+        <w:spacing w:before="0" w:after="80" w:line="240" w:lineRule="auto"/>
+      </w:pPr>
+      <w:r>
+        <w:rPr>
+          <w:rFonts w:ascii="宋体" w:hAnsi="宋体" w:eastAsia="宋体"/>
+          <w:b w:val="0"/>
+          <w:sz w:val="22"/>
+        </w:rPr>
+        <w:t>1. 2267000000 读作（　　　　　　　　　　　　）。这个数中，左边的“2”在（　　）位上，表示（　　　　）；右边的“2”在（　　）位上，表示（　　　　）。258000 省略万位后面的尾数约是（　　）万。</w:t>
+      </w:r>
+    </w:p>
+    <w:p>
+      <w:pPr>
+        <w:spacing w:before="0" w:after="80" w:line="240" w:lineRule="auto"/>
+      </w:pPr>
+      <w:r>
+        <w:rPr>
+          <w:rFonts w:ascii="宋体" w:hAnsi="宋体" w:eastAsia="宋体"/>
+          <w:b w:val="0"/>
+          <w:sz w:val="22"/>
+        </w:rPr>
+        <w:t>2. 选择：① 准确数　　② 近似数</w:t>
+      </w:r>
+    </w:p>
+    <w:p>
+      <w:pPr>
+        <w:spacing w:before="0" w:after="80" w:line="240" w:lineRule="auto"/>
+      </w:pPr>
+      <w:r>
+        <w:rPr>
+          <w:rFonts w:ascii="宋体" w:hAnsi="宋体" w:eastAsia="宋体"/>
+          <w:b w:val="0"/>
+          <w:sz w:val="22"/>
+        </w:rPr>
+        <w:t xml:space="preserve">　　“可容纳约 91000 名观众”中的 91000 是（　　）；“获得 9 枚金牌”中的 9 是（　　）。</w:t>
+      </w:r>
+    </w:p>
+    <w:p>
+      <w:pPr>
+        <w:spacing w:before="0" w:after="80" w:line="240" w:lineRule="auto"/>
+      </w:pPr>
+      <w:r>
+        <w:rPr>
+          <w:rFonts w:ascii="宋体" w:hAnsi="宋体" w:eastAsia="宋体"/>
+          <w:b w:val="0"/>
+          <w:sz w:val="22"/>
+        </w:rPr>
+        <w:t>3. 冬奥会期间，小明听说“带动约 3 亿人参与冰雪运动”。他想用四舍五入的知识估计：这个“约 3 亿”最多可能表示多少人？请写出你的想法。</w:t>
+      </w:r>
+    </w:p>
+    <w:p>
+      <w:pPr>
+        <w:spacing w:before="0" w:after="80" w:line="240" w:lineRule="auto"/>
+      </w:pPr>
+      <w:r>
+        <w:rPr>
+          <w:rFonts w:ascii="宋体" w:hAnsi="宋体" w:eastAsia="宋体"/>
+          <w:b w:val="0"/>
+          <w:sz w:val="22"/>
+        </w:rPr>
+        <w:t>________________________________________________________________</w:t>
+      </w:r>
+    </w:p>
+    <w:p>
+      <w:pPr>
+        <w:spacing w:before="0" w:after="200" w:line="240" w:lineRule="auto"/>
+      </w:pPr>
+      <w:r>
+        <w:rPr>
+          <w:rFonts w:ascii="宋体" w:hAnsi="宋体" w:eastAsia="宋体"/>
+          <w:b w:val="0"/>
+          <w:sz w:val="22"/>
+        </w:rPr>
+        <w:t>________________________________________________________________</w:t>
+      </w:r>
+    </w:p>
+    <w:p>
+      <w:pPr>
+        <w:spacing w:before="0" w:after="0" w:line="240" w:lineRule="auto"/>
         <w:jc w:val="center"/>
       </w:pPr>
       <w:r>
         <w:rPr>
           <w:rFonts w:ascii="宋体" w:hAnsi="宋体" w:eastAsia="宋体"/>
-          <w:b/>
+          <w:b w:val="0"/>
           <w:color w:val="1E7EB8"/>
-          <w:sz w:val="20"/>
+          <w:sz w:val="16"/>
         </w:rPr>
-        <w:t>数学书桌 · Math Desk　·　第一单元·大数的认识　·　第 2 页</w:t>
-      </w:r>
-    </w:p>
-    <w:p>
-      <w:r>
-        <w:drawing>
-          <wp:inline xmlns:a="http://schemas.openxmlformats.org/drawingml/2006/main" xmlns:pic="http://schemas.openxmlformats.org/drawingml/2006/picture">
-            <wp:extent cx="6696000" cy="9656817"/>
-            <wp:docPr id="2" name="Picture 2"/>
-            <wp:cNvGraphicFramePr>
-              <a:graphicFrameLocks noChangeAspect="1"/>
-            </wp:cNvGraphicFramePr>
-            <a:graphic>
-              <a:graphicData uri="http://schemas.openxmlformats.org/drawingml/2006/picture">
-                <pic:pic>
-                  <pic:nvPicPr>
-                    <pic:cNvPr id="0" name="u01-p02.png"/>
-                    <pic:cNvPicPr/>
-                  </pic:nvPicPr>
-                  <pic:blipFill>
-                    <a:blip r:embed="rId10"/>
-                    <a:stretch>
-                      <a:fillRect/>
-                    </a:stretch>
-                  </pic:blipFill>
-                  <pic:spPr>
-                    <a:xfrm>
-                      <a:off x="0" y="0"/>
-                      <a:ext cx="6696000" cy="9656817"/>
-                    </a:xfrm>
-                    <a:prstGeom prst="rect"/>
-                  </pic:spPr>
-                </pic:pic>
-              </a:graphicData>
-            </a:graphic>
-          </wp:inline>
-        </w:drawing>
+        <w:t>数学 · 四上 · 第一单元　第 3 页（共 4 页）　|　清晰重排版（非扫描放大）</w:t>
       </w:r>
     </w:p>
     <w:p>
@@ -172,112 +1097,49 @@
     </w:p>
     <w:p>
       <w:pPr>
+        <w:spacing w:before="0" w:after="80" w:line="240" w:lineRule="auto"/>
         <w:jc w:val="center"/>
       </w:pPr>
       <w:r>
         <w:rPr>
           <w:rFonts w:ascii="宋体" w:hAnsi="宋体" w:eastAsia="宋体"/>
-          <w:b/>
+          <w:b w:val="0"/>
           <w:color w:val="1E7EB8"/>
           <w:sz w:val="20"/>
         </w:rPr>
-        <w:t>数学书桌 · Math Desk　·　第一单元·大数的认识　·　第 3 页</w:t>
-      </w:r>
-    </w:p>
-    <w:p>
-      <w:r>
-        <w:drawing>
-          <wp:inline xmlns:a="http://schemas.openxmlformats.org/drawingml/2006/main" xmlns:pic="http://schemas.openxmlformats.org/drawingml/2006/picture">
-            <wp:extent cx="6696000" cy="9536382"/>
-            <wp:docPr id="3" name="Picture 3"/>
-            <wp:cNvGraphicFramePr>
-              <a:graphicFrameLocks noChangeAspect="1"/>
-            </wp:cNvGraphicFramePr>
-            <a:graphic>
-              <a:graphicData uri="http://schemas.openxmlformats.org/drawingml/2006/picture">
-                <pic:pic>
-                  <pic:nvPicPr>
-                    <pic:cNvPr id="0" name="u01-p03.png"/>
-                    <pic:cNvPicPr/>
-                  </pic:nvPicPr>
-                  <pic:blipFill>
-                    <a:blip r:embed="rId11"/>
-                    <a:stretch>
-                      <a:fillRect/>
-                    </a:stretch>
-                  </pic:blipFill>
-                  <pic:spPr>
-                    <a:xfrm>
-                      <a:off x="0" y="0"/>
-                      <a:ext cx="6696000" cy="9536382"/>
-                    </a:xfrm>
-                    <a:prstGeom prst="rect"/>
-                  </pic:spPr>
-                </pic:pic>
-              </a:graphicData>
-            </a:graphic>
-          </wp:inline>
-        </w:drawing>
-      </w:r>
-    </w:p>
-    <w:p>
-      <w:r>
-        <w:br w:type="page"/>
+        <w:t>（本页为作答／竖式续写空白页）</w:t>
       </w:r>
     </w:p>
     <w:p>
       <w:pPr>
+        <w:spacing w:before="0" w:after="4000" w:line="240" w:lineRule="auto"/>
+      </w:pPr>
+      <w:r>
+        <w:rPr>
+          <w:rFonts w:ascii="宋体" w:hAnsi="宋体" w:eastAsia="宋体"/>
+          <w:b w:val="0"/>
+          <w:sz w:val="22"/>
+        </w:rPr>
+      </w:r>
+    </w:p>
+    <w:p>
+      <w:pPr>
+        <w:spacing w:before="0" w:after="0" w:line="240" w:lineRule="auto"/>
         <w:jc w:val="center"/>
       </w:pPr>
       <w:r>
         <w:rPr>
           <w:rFonts w:ascii="宋体" w:hAnsi="宋体" w:eastAsia="宋体"/>
-          <w:b/>
+          <w:b w:val="0"/>
           <w:color w:val="1E7EB8"/>
-          <w:sz w:val="20"/>
+          <w:sz w:val="16"/>
         </w:rPr>
-        <w:t>数学书桌 · Math Desk　·　第一单元·大数的认识　·　第 4 页</w:t>
-      </w:r>
-    </w:p>
-    <w:p>
-      <w:r>
-        <w:drawing>
-          <wp:inline xmlns:a="http://schemas.openxmlformats.org/drawingml/2006/main" xmlns:pic="http://schemas.openxmlformats.org/drawingml/2006/picture">
-            <wp:extent cx="6696000" cy="9520164"/>
-            <wp:docPr id="4" name="Picture 4"/>
-            <wp:cNvGraphicFramePr>
-              <a:graphicFrameLocks noChangeAspect="1"/>
-            </wp:cNvGraphicFramePr>
-            <a:graphic>
-              <a:graphicData uri="http://schemas.openxmlformats.org/drawingml/2006/picture">
-                <pic:pic>
-                  <pic:nvPicPr>
-                    <pic:cNvPr id="0" name="u01-p04.png"/>
-                    <pic:cNvPicPr/>
-                  </pic:nvPicPr>
-                  <pic:blipFill>
-                    <a:blip r:embed="rId12"/>
-                    <a:stretch>
-                      <a:fillRect/>
-                    </a:stretch>
-                  </pic:blipFill>
-                  <pic:spPr>
-                    <a:xfrm>
-                      <a:off x="0" y="0"/>
-                      <a:ext cx="6696000" cy="9520164"/>
-                    </a:xfrm>
-                    <a:prstGeom prst="rect"/>
-                  </pic:spPr>
-                </pic:pic>
-              </a:graphicData>
-            </a:graphic>
-          </wp:inline>
-        </w:drawing>
+        <w:t>数学 · 四上 · 第一单元　第 4 页（共 4 页）　|　清晰重排版（非扫描放大）</w:t>
       </w:r>
     </w:p>
     <w:sectPr>
       <w:pgSz w:w="11906" w:h="16838"/>
-      <w:pgMar w:top="567" w:right="680" w:bottom="567" w:left="680" w:header="720" w:footer="720" w:gutter="0"/>
+      <w:pgMar w:top="794" w:right="907" w:bottom="794" w:left="907" w:header="720" w:footer="720" w:gutter="0"/>
       <w:cols w:space="720"/>
       <w:docGrid w:linePitch="360"/>
     </w:sectPr>
@@ -648,6 +1510,10 @@
     <w:name w:val="Normal"/>
     <w:qFormat/>
     <w:rsid w:val="00FC693F"/>
+    <w:rPr>
+      <w:rFonts w:ascii="宋体" w:hAnsi="宋体" w:eastAsia="宋体"/>
+      <w:sz w:val="22"/>
+    </w:rPr>
   </w:style>
   <w:style w:type="paragraph" w:styleId="Header">
     <w:name w:val="header"/>

--- a/units/u01-大数的认识/04-考前测试/original/U1_四上_第一单元_大数的认识.docx
+++ b/units/u01-大数的认识/04-考前测试/original/U1_四上_第一单元_大数的认识.docx
@@ -214,34 +214,47 @@
           <w:b w:val="0"/>
           <w:sz w:val="22"/>
         </w:rPr>
-        <w:t>9. 算盘是我国古代的伟大发明。如图（原卷算盘图：十万位上珠为 5，万位下珠为 3），算盘表示的数写作______________。请在下面数线上用“↑”标出这个数的大致位置。</w:t>
+        <w:t>9. 算盘是我国古代的伟大发明。如图，算盘表示的数写作______________。请在下面数线上用“↑”标出这个数的大致位置。</w:t>
       </w:r>
     </w:p>
     <w:p>
       <w:pPr>
-        <w:spacing w:before="0" w:after="80" w:line="240" w:lineRule="auto"/>
+        <w:spacing w:after="120"/>
+        <w:jc w:val="center"/>
       </w:pPr>
       <w:r>
-        <w:rPr>
-          <w:rFonts w:ascii="宋体" w:hAnsi="宋体" w:eastAsia="宋体"/>
-          <w:b w:val="0"/>
-          <w:sz w:val="18"/>
-        </w:rPr>
-        <w:t xml:space="preserve">　　50万　|--------|--------|--------|--------|--------|--------|--------|--------|--------|--------|　60万</w:t>
-      </w:r>
-    </w:p>
-    <w:p>
-      <w:pPr>
-        <w:spacing w:before="0" w:after="80" w:line="240" w:lineRule="auto"/>
-      </w:pPr>
-      <w:r>
-        <w:rPr>
-          <w:rFonts w:ascii="宋体" w:hAnsi="宋体" w:eastAsia="宋体"/>
-          <w:b w:val="0"/>
-          <w:color w:val="1E7EB8"/>
-          <w:sz w:val="18"/>
-        </w:rPr>
-        <w:t xml:space="preserve">　　　　　　　　　　　　　（在约 53 万处标 ↑）</w:t>
+        <w:drawing>
+          <wp:inline xmlns:a="http://schemas.openxmlformats.org/drawingml/2006/main" xmlns:pic="http://schemas.openxmlformats.org/drawingml/2006/picture">
+            <wp:extent cx="5760000" cy="3702857"/>
+            <wp:docPr id="1" name="Picture 1"/>
+            <wp:cNvGraphicFramePr>
+              <a:graphicFrameLocks noChangeAspect="1"/>
+            </wp:cNvGraphicFramePr>
+            <a:graphic>
+              <a:graphicData uri="http://schemas.openxmlformats.org/drawingml/2006/picture">
+                <pic:pic>
+                  <pic:nvPicPr>
+                    <pic:cNvPr id="0" name="u1_abacus_numline_exact.jpg"/>
+                    <pic:cNvPicPr/>
+                  </pic:nvPicPr>
+                  <pic:blipFill>
+                    <a:blip r:embed="rId9"/>
+                    <a:stretch>
+                      <a:fillRect/>
+                    </a:stretch>
+                  </pic:blipFill>
+                  <pic:spPr>
+                    <a:xfrm>
+                      <a:off x="0" y="0"/>
+                      <a:ext cx="5760000" cy="3702857"/>
+                    </a:xfrm>
+                    <a:prstGeom prst="rect"/>
+                  </pic:spPr>
+                </pic:pic>
+              </a:graphicData>
+            </a:graphic>
+          </wp:inline>
+        </w:drawing>
       </w:r>
     </w:p>
     <w:p>
@@ -254,127 +267,49 @@
           <w:b w:val="0"/>
           <w:sz w:val="22"/>
         </w:rPr>
-        <w:t>10. 11 颗珠子，放在不同数位上表示的数不同。下表表示五位数 51023。</w:t>
+        <w:t>10. 11 颗珠子，放在不同数位上表示的数不同。下图表示五位数 51023。</w:t>
       </w:r>
     </w:p>
-    <w:tbl>
-      <w:tblPr>
-        <w:tblStyle w:val="TableGrid"/>
-        <w:tblW w:type="auto" w:w="0"/>
-        <w:tblLook w:firstColumn="1" w:firstRow="1" w:lastColumn="0" w:lastRow="0" w:noHBand="0" w:noVBand="1" w:val="04A0"/>
-      </w:tblPr>
-      <w:tblGrid>
-        <w:gridCol w:w="2018"/>
-        <w:gridCol w:w="2018"/>
-        <w:gridCol w:w="2018"/>
-        <w:gridCol w:w="2018"/>
-        <w:gridCol w:w="2018"/>
-      </w:tblGrid>
-      <w:tr>
-        <w:tc>
-          <w:tcPr>
-            <w:tcW w:type="dxa" w:w="2018"/>
-          </w:tcPr>
-          <w:p>
-            <w:r>
-              <w:t>万位</w:t>
-            </w:r>
-          </w:p>
-        </w:tc>
-        <w:tc>
-          <w:tcPr>
-            <w:tcW w:type="dxa" w:w="2018"/>
-          </w:tcPr>
-          <w:p>
-            <w:r>
-              <w:t>千位</w:t>
-            </w:r>
-          </w:p>
-        </w:tc>
-        <w:tc>
-          <w:tcPr>
-            <w:tcW w:type="dxa" w:w="2018"/>
-          </w:tcPr>
-          <w:p>
-            <w:r>
-              <w:t>百位</w:t>
-            </w:r>
-          </w:p>
-        </w:tc>
-        <w:tc>
-          <w:tcPr>
-            <w:tcW w:type="dxa" w:w="2018"/>
-          </w:tcPr>
-          <w:p>
-            <w:r>
-              <w:t>十位</w:t>
-            </w:r>
-          </w:p>
-        </w:tc>
-        <w:tc>
-          <w:tcPr>
-            <w:tcW w:type="dxa" w:w="2018"/>
-          </w:tcPr>
-          <w:p>
-            <w:r>
-              <w:t>个位</w:t>
-            </w:r>
-          </w:p>
-        </w:tc>
-      </w:tr>
-      <w:tr>
-        <w:tc>
-          <w:tcPr>
-            <w:tcW w:type="dxa" w:w="2018"/>
-          </w:tcPr>
-          <w:p>
-            <w:r>
-              <w:t>●●●●●</w:t>
-            </w:r>
-          </w:p>
-        </w:tc>
-        <w:tc>
-          <w:tcPr>
-            <w:tcW w:type="dxa" w:w="2018"/>
-          </w:tcPr>
-          <w:p>
-            <w:r>
-              <w:t>●</w:t>
-            </w:r>
-          </w:p>
-        </w:tc>
-        <w:tc>
-          <w:tcPr>
-            <w:tcW w:type="dxa" w:w="2018"/>
-          </w:tcPr>
-          <w:p>
-            <w:r>
-              <w:t>（空）</w:t>
-            </w:r>
-          </w:p>
-        </w:tc>
-        <w:tc>
-          <w:tcPr>
-            <w:tcW w:type="dxa" w:w="2018"/>
-          </w:tcPr>
-          <w:p>
-            <w:r>
-              <w:t>●●</w:t>
-            </w:r>
-          </w:p>
-        </w:tc>
-        <w:tc>
-          <w:tcPr>
-            <w:tcW w:type="dxa" w:w="2018"/>
-          </w:tcPr>
-          <w:p>
-            <w:r>
-              <w:t>●●●</w:t>
-            </w:r>
-          </w:p>
-        </w:tc>
-      </w:tr>
-    </w:tbl>
+    <w:p>
+      <w:pPr>
+        <w:spacing w:after="120"/>
+        <w:jc w:val="center"/>
+      </w:pPr>
+      <w:r>
+        <w:drawing>
+          <wp:inline xmlns:a="http://schemas.openxmlformats.org/drawingml/2006/main" xmlns:pic="http://schemas.openxmlformats.org/drawingml/2006/picture">
+            <wp:extent cx="5400000" cy="2340000"/>
+            <wp:docPr id="2" name="Picture 2"/>
+            <wp:cNvGraphicFramePr>
+              <a:graphicFrameLocks noChangeAspect="1"/>
+            </wp:cNvGraphicFramePr>
+            <a:graphic>
+              <a:graphicData uri="http://schemas.openxmlformats.org/drawingml/2006/picture">
+                <pic:pic>
+                  <pic:nvPicPr>
+                    <pic:cNvPr id="0" name="u1_place_value_exact.jpg"/>
+                    <pic:cNvPicPr/>
+                  </pic:nvPicPr>
+                  <pic:blipFill>
+                    <a:blip r:embed="rId10"/>
+                    <a:stretch>
+                      <a:fillRect/>
+                    </a:stretch>
+                  </pic:blipFill>
+                  <pic:spPr>
+                    <a:xfrm>
+                      <a:off x="0" y="0"/>
+                      <a:ext cx="5400000" cy="2340000"/>
+                    </a:xfrm>
+                    <a:prstGeom prst="rect"/>
+                  </pic:spPr>
+                </pic:pic>
+              </a:graphicData>
+            </a:graphic>
+          </wp:inline>
+        </w:drawing>
+      </w:r>
+    </w:p>
     <w:p>
       <w:pPr>
         <w:spacing w:before="0" w:after="160" w:line="240" w:lineRule="auto"/>
@@ -529,54 +464,42 @@
     </w:p>
     <w:p>
       <w:pPr>
-        <w:spacing w:before="0" w:after="80" w:line="240" w:lineRule="auto"/>
+        <w:spacing w:after="120"/>
+        <w:jc w:val="center"/>
       </w:pPr>
       <w:r>
-        <w:rPr>
-          <w:rFonts w:ascii="宋体" w:hAnsi="宋体" w:eastAsia="宋体"/>
-          <w:b w:val="0"/>
-          <w:sz w:val="22"/>
-        </w:rPr>
-        <w:t xml:space="preserve">　　① 计数器：十万位拨 1，万位拨 2（表示 120000）</w:t>
-      </w:r>
-    </w:p>
-    <w:p>
-      <w:pPr>
-        <w:spacing w:before="0" w:after="80" w:line="240" w:lineRule="auto"/>
-      </w:pPr>
-      <w:r>
-        <w:rPr>
-          <w:rFonts w:ascii="宋体" w:hAnsi="宋体" w:eastAsia="宋体"/>
-          <w:b w:val="0"/>
-          <w:sz w:val="22"/>
-        </w:rPr>
-        <w:t xml:space="preserve">　　② 用小正方形表示，每格表示 1000，画了 120 格</w:t>
-      </w:r>
-    </w:p>
-    <w:p>
-      <w:pPr>
-        <w:spacing w:before="0" w:after="80" w:line="240" w:lineRule="auto"/>
-      </w:pPr>
-      <w:r>
-        <w:rPr>
-          <w:rFonts w:ascii="宋体" w:hAnsi="宋体" w:eastAsia="宋体"/>
-          <w:b w:val="0"/>
-          <w:sz w:val="22"/>
-        </w:rPr>
-        <w:t xml:space="preserve">　　③ 数线：10万——20万，箭头指在正中间（约 15万）</w:t>
-      </w:r>
-    </w:p>
-    <w:p>
-      <w:pPr>
-        <w:spacing w:before="0" w:after="80" w:line="240" w:lineRule="auto"/>
-      </w:pPr>
-      <w:r>
-        <w:rPr>
-          <w:rFonts w:ascii="宋体" w:hAnsi="宋体" w:eastAsia="宋体"/>
-          <w:b w:val="0"/>
-          <w:sz w:val="22"/>
-        </w:rPr>
-        <w:t xml:space="preserve">　　④ 1×100000＋2×10000</w:t>
+        <w:drawing>
+          <wp:inline xmlns:a="http://schemas.openxmlformats.org/drawingml/2006/main" xmlns:pic="http://schemas.openxmlformats.org/drawingml/2006/picture">
+            <wp:extent cx="5580000" cy="3985714"/>
+            <wp:docPr id="3" name="Picture 3"/>
+            <wp:cNvGraphicFramePr>
+              <a:graphicFrameLocks noChangeAspect="1"/>
+            </wp:cNvGraphicFramePr>
+            <a:graphic>
+              <a:graphicData uri="http://schemas.openxmlformats.org/drawingml/2006/picture">
+                <pic:pic>
+                  <pic:nvPicPr>
+                    <pic:cNvPr id="0" name="u1_mc120000_exact.jpg"/>
+                    <pic:cNvPicPr/>
+                  </pic:nvPicPr>
+                  <pic:blipFill>
+                    <a:blip r:embed="rId11"/>
+                    <a:stretch>
+                      <a:fillRect/>
+                    </a:stretch>
+                  </pic:blipFill>
+                  <pic:spPr>
+                    <a:xfrm>
+                      <a:off x="0" y="0"/>
+                      <a:ext cx="5580000" cy="3985714"/>
+                    </a:xfrm>
+                    <a:prstGeom prst="rect"/>
+                  </pic:spPr>
+                </pic:pic>
+              </a:graphicData>
+            </a:graphic>
+          </wp:inline>
+        </w:drawing>
       </w:r>
     </w:p>
     <w:p>
@@ -620,15 +543,42 @@
     </w:p>
     <w:p>
       <w:pPr>
-        <w:spacing w:before="0" w:after="80" w:line="240" w:lineRule="auto"/>
+        <w:spacing w:after="120"/>
+        <w:jc w:val="center"/>
       </w:pPr>
       <w:r>
-        <w:rPr>
-          <w:rFonts w:ascii="宋体" w:hAnsi="宋体" w:eastAsia="宋体"/>
-          <w:b w:val="0"/>
-          <w:sz w:val="22"/>
-        </w:rPr>
-        <w:t xml:space="preserve">　　数线：50000——60000——70000，M 在 60000 与 70000 之间且靠近 60000 一侧约三分之一处。</w:t>
+        <w:drawing>
+          <wp:inline xmlns:a="http://schemas.openxmlformats.org/drawingml/2006/main" xmlns:pic="http://schemas.openxmlformats.org/drawingml/2006/picture">
+            <wp:extent cx="5040000" cy="1344000"/>
+            <wp:docPr id="4" name="Picture 4"/>
+            <wp:cNvGraphicFramePr>
+              <a:graphicFrameLocks noChangeAspect="1"/>
+            </wp:cNvGraphicFramePr>
+            <a:graphic>
+              <a:graphicData uri="http://schemas.openxmlformats.org/drawingml/2006/picture">
+                <pic:pic>
+                  <pic:nvPicPr>
+                    <pic:cNvPr id="0" name="u1_numline_M_exact.jpg"/>
+                    <pic:cNvPicPr/>
+                  </pic:nvPicPr>
+                  <pic:blipFill>
+                    <a:blip r:embed="rId12"/>
+                    <a:stretch>
+                      <a:fillRect/>
+                    </a:stretch>
+                  </pic:blipFill>
+                  <pic:spPr>
+                    <a:xfrm>
+                      <a:off x="0" y="0"/>
+                      <a:ext cx="5040000" cy="1344000"/>
+                    </a:xfrm>
+                    <a:prstGeom prst="rect"/>
+                  </pic:spPr>
+                </pic:pic>
+              </a:graphicData>
+            </a:graphic>
+          </wp:inline>
+        </w:drawing>
       </w:r>
     </w:p>
     <w:p>

--- a/units/u01-大数的认识/04-考前测试/original/U1_四上_第一单元_大数的认识.docx
+++ b/units/u01-大数的认识/04-考前测试/original/U1_四上_第一单元_大数的认识.docx
@@ -29,7 +29,7 @@
           <w:color w:val="0F5F8A"/>
           <w:sz w:val="32"/>
         </w:rPr>
-        <w:t>数学 · 四上 · 第一单元练习</w:t>
+        <w:t>数学 · 四上 · 第一单元 · 大数的认识练习</w:t>
       </w:r>
     </w:p>
     <w:p>
@@ -43,7 +43,7 @@
           <w:b w:val="0"/>
           <w:sz w:val="22"/>
         </w:rPr>
-        <w:t>时间：40 分钟</w:t>
+        <w:t>时间：40 分钟　|　清晰重排（非扫描放大）</w:t>
       </w:r>
     </w:p>
     <w:p>

--- a/units/u01-大数的认识/04-考前测试/original/U1_四上_第一单元_大数的认识.docx
+++ b/units/u01-大数的认识/04-考前测试/original/U1_四上_第一单元_大数的认识.docx
@@ -4,7 +4,7 @@
   <w:body>
     <w:p>
       <w:pPr>
-        <w:spacing w:after="40" w:line="240" w:lineRule="auto"/>
+        <w:spacing w:after="40"/>
         <w:jc w:val="center"/>
         <w:rPr>
           <w:rFonts w:hint="eastAsia"/>
@@ -13,47 +13,42 @@
       <w:r>
         <w:rPr>
           <w:b/>
-          <w:color w:val="0F5F8A"/>
-          <w:sz w:val="32"/>
+          <w:sz w:val="30"/>
         </w:rPr>
         <w:t>数学</w:t>
       </w:r>
       <w:r>
         <w:rPr>
           <w:b/>
-          <w:color w:val="0F5F8A"/>
-          <w:sz w:val="32"/>
+          <w:sz w:val="30"/>
         </w:rPr>
         <w:t xml:space="preserve"> · </w:t>
       </w:r>
       <w:r>
         <w:rPr>
           <w:b/>
-          <w:color w:val="0F5F8A"/>
-          <w:sz w:val="32"/>
+          <w:sz w:val="30"/>
         </w:rPr>
         <w:t>四上</w:t>
       </w:r>
       <w:r>
         <w:rPr>
           <w:b/>
-          <w:color w:val="0F5F8A"/>
-          <w:sz w:val="32"/>
+          <w:sz w:val="30"/>
         </w:rPr>
         <w:t xml:space="preserve"> · </w:t>
       </w:r>
       <w:r>
         <w:rPr>
           <w:b/>
-          <w:color w:val="0F5F8A"/>
-          <w:sz w:val="32"/>
+          <w:sz w:val="30"/>
         </w:rPr>
         <w:t>第一单元练习</w:t>
       </w:r>
     </w:p>
     <w:p>
       <w:pPr>
-        <w:spacing w:after="100" w:line="240" w:lineRule="auto"/>
+        <w:spacing w:after="60"/>
         <w:jc w:val="center"/>
         <w:rPr>
           <w:rFonts w:hint="eastAsia"/>
@@ -71,7 +66,7 @@
     </w:p>
     <w:p>
       <w:pPr>
-        <w:spacing w:after="160" w:line="240" w:lineRule="auto"/>
+        <w:spacing w:after="160"/>
         <w:jc w:val="center"/>
         <w:rPr>
           <w:rFonts w:hint="eastAsia"/>
@@ -98,7 +93,7 @@
     </w:p>
     <w:p>
       <w:pPr>
-        <w:spacing w:before="80" w:after="80" w:line="240" w:lineRule="auto"/>
+        <w:spacing w:before="120" w:after="80"/>
         <w:rPr>
           <w:rFonts w:hint="eastAsia"/>
         </w:rPr>
@@ -106,15 +101,14 @@
       <w:r>
         <w:rPr>
           <w:b/>
-          <w:color w:val="0F5F8A"/>
-          <w:sz w:val="24"/>
+          <w:sz w:val="22"/>
         </w:rPr>
         <w:t>一、填空。</w:t>
       </w:r>
     </w:p>
     <w:p>
       <w:pPr>
-        <w:spacing w:after="60" w:line="240" w:lineRule="auto"/>
+        <w:spacing w:after="80"/>
         <w:rPr>
           <w:rFonts w:hint="eastAsia"/>
         </w:rPr>
@@ -134,7 +128,7 @@
     </w:p>
     <w:p>
       <w:pPr>
-        <w:spacing w:after="60" w:line="240" w:lineRule="auto"/>
+        <w:spacing w:after="40"/>
         <w:rPr>
           <w:rFonts w:hint="eastAsia"/>
         </w:rPr>
@@ -184,7 +178,7 @@
     </w:p>
     <w:p>
       <w:pPr>
-        <w:spacing w:after="60" w:line="240" w:lineRule="auto"/>
+        <w:spacing w:after="40"/>
         <w:rPr>
           <w:rFonts w:hint="eastAsia"/>
         </w:rPr>
@@ -204,7 +198,7 @@
     </w:p>
     <w:p>
       <w:pPr>
-        <w:spacing w:after="60" w:line="240" w:lineRule="auto"/>
+        <w:spacing w:after="80"/>
         <w:rPr>
           <w:rFonts w:hint="eastAsia"/>
         </w:rPr>
@@ -233,7 +227,7 @@
     </w:p>
     <w:p>
       <w:pPr>
-        <w:spacing w:after="60" w:line="240" w:lineRule="auto"/>
+        <w:spacing w:after="80"/>
         <w:rPr>
           <w:rFonts w:hint="eastAsia"/>
         </w:rPr>
@@ -253,7 +247,7 @@
     </w:p>
     <w:p>
       <w:pPr>
-        <w:spacing w:after="60" w:line="240" w:lineRule="auto"/>
+        <w:spacing w:after="80"/>
         <w:rPr>
           <w:rFonts w:hint="eastAsia"/>
         </w:rPr>
@@ -279,7 +273,7 @@
     </w:p>
     <w:p>
       <w:pPr>
-        <w:spacing w:after="60" w:line="240" w:lineRule="auto"/>
+        <w:spacing w:after="80"/>
         <w:rPr>
           <w:rFonts w:hint="eastAsia"/>
         </w:rPr>
@@ -311,7 +305,7 @@
     </w:p>
     <w:p>
       <w:pPr>
-        <w:spacing w:after="60" w:line="240" w:lineRule="auto"/>
+        <w:spacing w:after="80"/>
         <w:rPr>
           <w:rFonts w:hint="eastAsia"/>
         </w:rPr>
@@ -337,7 +331,7 @@
     </w:p>
     <w:p>
       <w:pPr>
-        <w:spacing w:after="60" w:line="240" w:lineRule="auto"/>
+        <w:spacing w:after="40"/>
         <w:rPr>
           <w:rFonts w:hint="eastAsia"/>
         </w:rPr>
@@ -357,7 +351,7 @@
     </w:p>
     <w:p>
       <w:pPr>
-        <w:spacing w:after="60" w:line="240" w:lineRule="auto"/>
+        <w:spacing w:after="40"/>
         <w:rPr>
           <w:rFonts w:hint="eastAsia"/>
         </w:rPr>
@@ -380,7 +374,7 @@
     </w:p>
     <w:p>
       <w:pPr>
-        <w:spacing w:after="60" w:line="240" w:lineRule="auto"/>
+        <w:spacing w:after="80"/>
         <w:rPr>
           <w:rFonts w:hint="eastAsia"/>
         </w:rPr>
@@ -420,7 +414,7 @@
     </w:p>
     <w:p>
       <w:pPr>
-        <w:spacing w:after="60" w:line="240" w:lineRule="auto"/>
+        <w:spacing w:after="80"/>
         <w:rPr>
           <w:rFonts w:hint="eastAsia"/>
         </w:rPr>
@@ -432,7 +426,7 @@
     </w:p>
     <w:p>
       <w:pPr>
-        <w:spacing w:after="60" w:line="240" w:lineRule="auto"/>
+        <w:spacing w:after="40"/>
         <w:rPr>
           <w:rFonts w:hint="eastAsia"/>
         </w:rPr>
@@ -443,7 +437,7 @@
     </w:p>
     <w:p>
       <w:pPr>
-        <w:spacing w:after="80"/>
+        <w:spacing w:before="40" w:after="60"/>
         <w:jc w:val="center"/>
         <w:rPr>
           <w:rFonts w:hint="eastAsia"/>
@@ -454,8 +448,8 @@
           <w:noProof/>
         </w:rPr>
         <w:drawing>
-          <wp:inline distT="0" distB="0" distL="0" distR="0" wp14:anchorId="42E1F98E" wp14:editId="722FA0D6">
-            <wp:extent cx="5220000" cy="3355714"/>
+          <wp:inline distT="0" distB="0" distL="0" distR="0" wp14:anchorId="17193E9A" wp14:editId="3E834BA0">
+            <wp:extent cx="4320000" cy="2777143"/>
             <wp:effectExtent l="0" t="0" r="0" b="0"/>
             <wp:docPr id="1" name="Picture 1"/>
             <wp:cNvGraphicFramePr>
@@ -469,7 +463,7 @@
                     <pic:cNvPicPr/>
                   </pic:nvPicPr>
                   <pic:blipFill>
-                    <a:blip r:embed="rId8"/>
+                    <a:blip r:embed="rId6"/>
                     <a:stretch>
                       <a:fillRect/>
                     </a:stretch>
@@ -477,7 +471,7 @@
                   <pic:spPr>
                     <a:xfrm>
                       <a:off x="0" y="0"/>
-                      <a:ext cx="5220000" cy="3355714"/>
+                      <a:ext cx="4320000" cy="2777143"/>
                     </a:xfrm>
                     <a:prstGeom prst="rect">
                       <a:avLst/>
@@ -492,7 +486,7 @@
     </w:p>
     <w:p>
       <w:pPr>
-        <w:spacing w:after="60" w:line="240" w:lineRule="auto"/>
+        <w:spacing w:after="40"/>
         <w:rPr>
           <w:rFonts w:hint="eastAsia"/>
         </w:rPr>
@@ -503,7 +497,7 @@
     </w:p>
     <w:p>
       <w:pPr>
-        <w:spacing w:after="80"/>
+        <w:spacing w:before="40" w:after="60"/>
         <w:jc w:val="center"/>
         <w:rPr>
           <w:rFonts w:hint="eastAsia"/>
@@ -514,8 +508,8 @@
           <w:noProof/>
         </w:rPr>
         <w:drawing>
-          <wp:inline distT="0" distB="0" distL="0" distR="0" wp14:anchorId="283A334C" wp14:editId="5BCEA055">
-            <wp:extent cx="4860000" cy="2106000"/>
+          <wp:inline distT="0" distB="0" distL="0" distR="0" wp14:anchorId="4DF8FD02" wp14:editId="640F254B">
+            <wp:extent cx="3600000" cy="1560000"/>
             <wp:effectExtent l="0" t="0" r="0" b="0"/>
             <wp:docPr id="2" name="Picture 2"/>
             <wp:cNvGraphicFramePr>
@@ -529,7 +523,7 @@
                     <pic:cNvPicPr/>
                   </pic:nvPicPr>
                   <pic:blipFill>
-                    <a:blip r:embed="rId9"/>
+                    <a:blip r:embed="rId7"/>
                     <a:stretch>
                       <a:fillRect/>
                     </a:stretch>
@@ -537,7 +531,7 @@
                   <pic:spPr>
                     <a:xfrm>
                       <a:off x="0" y="0"/>
-                      <a:ext cx="4860000" cy="2106000"/>
+                      <a:ext cx="3600000" cy="1560000"/>
                     </a:xfrm>
                     <a:prstGeom prst="rect">
                       <a:avLst/>
@@ -552,7 +546,7 @@
     </w:p>
     <w:p>
       <w:pPr>
-        <w:spacing w:after="120" w:line="240" w:lineRule="auto"/>
+        <w:spacing w:after="80"/>
         <w:rPr>
           <w:rFonts w:hint="eastAsia"/>
         </w:rPr>
@@ -563,7 +557,7 @@
     </w:p>
     <w:p>
       <w:pPr>
-        <w:spacing w:before="80" w:after="80" w:line="240" w:lineRule="auto"/>
+        <w:spacing w:before="120" w:after="80"/>
         <w:rPr>
           <w:rFonts w:hint="eastAsia"/>
         </w:rPr>
@@ -571,15 +565,14 @@
       <w:r>
         <w:rPr>
           <w:b/>
-          <w:color w:val="0F5F8A"/>
-          <w:sz w:val="24"/>
+          <w:sz w:val="22"/>
         </w:rPr>
         <w:t>二、选一选。</w:t>
       </w:r>
     </w:p>
     <w:p>
       <w:pPr>
-        <w:spacing w:after="60" w:line="240" w:lineRule="auto"/>
+        <w:spacing w:after="40"/>
         <w:rPr>
           <w:rFonts w:hint="eastAsia"/>
         </w:rPr>
@@ -590,7 +583,7 @@
     </w:p>
     <w:p>
       <w:pPr>
-        <w:spacing w:after="60" w:line="240" w:lineRule="auto"/>
+        <w:spacing w:after="80"/>
         <w:rPr>
           <w:rFonts w:hint="eastAsia"/>
         </w:rPr>
@@ -601,7 +594,7 @@
     </w:p>
     <w:p>
       <w:pPr>
-        <w:spacing w:after="60" w:line="240" w:lineRule="auto"/>
+        <w:spacing w:after="40"/>
         <w:rPr>
           <w:rFonts w:hint="eastAsia"/>
         </w:rPr>
@@ -612,7 +605,7 @@
     </w:p>
     <w:p>
       <w:pPr>
-        <w:spacing w:after="60" w:line="240" w:lineRule="auto"/>
+        <w:spacing w:after="80"/>
         <w:rPr>
           <w:rFonts w:hint="eastAsia"/>
         </w:rPr>
@@ -623,7 +616,7 @@
     </w:p>
     <w:p>
       <w:pPr>
-        <w:spacing w:after="60" w:line="240" w:lineRule="auto"/>
+        <w:spacing w:after="40"/>
         <w:rPr>
           <w:rFonts w:hint="eastAsia"/>
         </w:rPr>
@@ -634,7 +627,7 @@
     </w:p>
     <w:p>
       <w:pPr>
-        <w:spacing w:after="60" w:line="240" w:lineRule="auto"/>
+        <w:spacing w:after="80"/>
         <w:rPr>
           <w:rFonts w:hint="eastAsia"/>
         </w:rPr>
@@ -645,7 +638,7 @@
     </w:p>
     <w:p>
       <w:pPr>
-        <w:spacing w:before="160" w:after="0" w:line="240" w:lineRule="auto"/>
+        <w:spacing w:before="120" w:after="0"/>
         <w:jc w:val="center"/>
         <w:rPr>
           <w:rFonts w:hint="eastAsia"/>
@@ -674,7 +667,7 @@
     </w:p>
     <w:p>
       <w:pPr>
-        <w:spacing w:after="60" w:line="240" w:lineRule="auto"/>
+        <w:spacing w:after="40"/>
         <w:rPr>
           <w:rFonts w:hint="eastAsia"/>
         </w:rPr>
@@ -685,7 +678,7 @@
     </w:p>
     <w:p>
       <w:pPr>
-        <w:spacing w:after="80"/>
+        <w:spacing w:before="40" w:after="60"/>
         <w:jc w:val="center"/>
         <w:rPr>
           <w:rFonts w:hint="eastAsia"/>
@@ -696,10 +689,10 @@
           <w:noProof/>
         </w:rPr>
         <w:drawing>
-          <wp:inline distT="0" distB="0" distL="0" distR="0" wp14:anchorId="59BA234B" wp14:editId="54E8C9BD">
-            <wp:extent cx="5220000" cy="3728571"/>
+          <wp:inline distT="0" distB="0" distL="0" distR="0" wp14:anchorId="2C12073A" wp14:editId="4AAC0187">
+            <wp:extent cx="4860000" cy="3471429"/>
             <wp:effectExtent l="0" t="0" r="0" b="0"/>
-            <wp:docPr id="819777650" name="Picture 1"/>
+            <wp:docPr id="1747033548" name="Picture 1"/>
             <wp:cNvGraphicFramePr>
               <a:graphicFrameLocks xmlns:a="http://schemas.openxmlformats.org/drawingml/2006/main" noChangeAspect="1"/>
             </wp:cNvGraphicFramePr>
@@ -711,7 +704,7 @@
                     <pic:cNvPicPr/>
                   </pic:nvPicPr>
                   <pic:blipFill>
-                    <a:blip r:embed="rId10"/>
+                    <a:blip r:embed="rId8"/>
                     <a:stretch>
                       <a:fillRect/>
                     </a:stretch>
@@ -719,7 +712,7 @@
                   <pic:spPr>
                     <a:xfrm>
                       <a:off x="0" y="0"/>
-                      <a:ext cx="5220000" cy="3728571"/>
+                      <a:ext cx="4860000" cy="3471429"/>
                     </a:xfrm>
                     <a:prstGeom prst="rect">
                       <a:avLst/>
@@ -734,7 +727,7 @@
     </w:p>
     <w:p>
       <w:pPr>
-        <w:spacing w:after="60" w:line="240" w:lineRule="auto"/>
+        <w:spacing w:after="40"/>
         <w:rPr>
           <w:rFonts w:hint="eastAsia"/>
         </w:rPr>
@@ -745,7 +738,7 @@
     </w:p>
     <w:p>
       <w:pPr>
-        <w:spacing w:after="60" w:line="240" w:lineRule="auto"/>
+        <w:spacing w:after="80"/>
         <w:rPr>
           <w:rFonts w:hint="eastAsia"/>
         </w:rPr>
@@ -756,7 +749,7 @@
     </w:p>
     <w:p>
       <w:pPr>
-        <w:spacing w:after="60" w:line="240" w:lineRule="auto"/>
+        <w:spacing w:after="40"/>
         <w:rPr>
           <w:rFonts w:hint="eastAsia"/>
         </w:rPr>
@@ -767,7 +760,7 @@
     </w:p>
     <w:p>
       <w:pPr>
-        <w:spacing w:after="80"/>
+        <w:spacing w:before="40" w:after="60"/>
         <w:jc w:val="center"/>
         <w:rPr>
           <w:rFonts w:hint="eastAsia"/>
@@ -778,10 +771,10 @@
           <w:noProof/>
         </w:rPr>
         <w:drawing>
-          <wp:inline distT="0" distB="0" distL="0" distR="0" wp14:anchorId="01903B2B" wp14:editId="153A9C7E">
-            <wp:extent cx="4500000" cy="1200000"/>
+          <wp:inline distT="0" distB="0" distL="0" distR="0" wp14:anchorId="43C3807E" wp14:editId="3E25438E">
+            <wp:extent cx="3240000" cy="864000"/>
             <wp:effectExtent l="0" t="0" r="0" b="0"/>
-            <wp:docPr id="2083964777" name="Picture 2"/>
+            <wp:docPr id="2014840098" name="Picture 2"/>
             <wp:cNvGraphicFramePr>
               <a:graphicFrameLocks xmlns:a="http://schemas.openxmlformats.org/drawingml/2006/main" noChangeAspect="1"/>
             </wp:cNvGraphicFramePr>
@@ -793,7 +786,7 @@
                     <pic:cNvPicPr/>
                   </pic:nvPicPr>
                   <pic:blipFill>
-                    <a:blip r:embed="rId11"/>
+                    <a:blip r:embed="rId9"/>
                     <a:stretch>
                       <a:fillRect/>
                     </a:stretch>
@@ -801,7 +794,7 @@
                   <pic:spPr>
                     <a:xfrm>
                       <a:off x="0" y="0"/>
-                      <a:ext cx="4500000" cy="1200000"/>
+                      <a:ext cx="3240000" cy="864000"/>
                     </a:xfrm>
                     <a:prstGeom prst="rect">
                       <a:avLst/>
@@ -816,7 +809,7 @@
     </w:p>
     <w:p>
       <w:pPr>
-        <w:spacing w:after="60" w:line="240" w:lineRule="auto"/>
+        <w:spacing w:after="80"/>
         <w:rPr>
           <w:rFonts w:hint="eastAsia"/>
         </w:rPr>
@@ -827,7 +820,7 @@
     </w:p>
     <w:p>
       <w:pPr>
-        <w:spacing w:before="80" w:after="80" w:line="240" w:lineRule="auto"/>
+        <w:spacing w:before="120" w:after="80"/>
         <w:rPr>
           <w:rFonts w:hint="eastAsia"/>
         </w:rPr>
@@ -835,15 +828,14 @@
       <w:r>
         <w:rPr>
           <w:b/>
-          <w:color w:val="0F5F8A"/>
-          <w:sz w:val="24"/>
+          <w:sz w:val="22"/>
         </w:rPr>
         <w:t>三、按要求完成下面各题。</w:t>
       </w:r>
     </w:p>
     <w:p>
       <w:pPr>
-        <w:spacing w:after="60" w:line="240" w:lineRule="auto"/>
+        <w:spacing w:after="40"/>
         <w:rPr>
           <w:rFonts w:hint="eastAsia"/>
         </w:rPr>
@@ -854,7 +846,7 @@
     </w:p>
     <w:p>
       <w:pPr>
-        <w:spacing w:after="60" w:line="240" w:lineRule="auto"/>
+        <w:spacing w:after="40"/>
         <w:rPr>
           <w:rFonts w:hint="eastAsia"/>
         </w:rPr>
@@ -865,7 +857,7 @@
     </w:p>
     <w:p>
       <w:pPr>
-        <w:spacing w:after="60" w:line="240" w:lineRule="auto"/>
+        <w:spacing w:after="80"/>
         <w:rPr>
           <w:rFonts w:hint="eastAsia"/>
         </w:rPr>
@@ -876,7 +868,7 @@
     </w:p>
     <w:p>
       <w:pPr>
-        <w:spacing w:after="60" w:line="240" w:lineRule="auto"/>
+        <w:spacing w:after="40"/>
         <w:rPr>
           <w:rFonts w:hint="eastAsia"/>
         </w:rPr>
@@ -887,7 +879,7 @@
     </w:p>
     <w:p>
       <w:pPr>
-        <w:spacing w:after="60" w:line="240" w:lineRule="auto"/>
+        <w:spacing w:after="40"/>
         <w:rPr>
           <w:rFonts w:hint="eastAsia"/>
         </w:rPr>
@@ -898,7 +890,7 @@
     </w:p>
     <w:p>
       <w:pPr>
-        <w:spacing w:after="60" w:line="240" w:lineRule="auto"/>
+        <w:spacing w:after="80"/>
         <w:rPr>
           <w:rFonts w:hint="eastAsia"/>
         </w:rPr>
@@ -909,7 +901,7 @@
     </w:p>
     <w:p>
       <w:pPr>
-        <w:spacing w:after="60" w:line="240" w:lineRule="auto"/>
+        <w:spacing w:after="40"/>
         <w:rPr>
           <w:rFonts w:hint="eastAsia"/>
         </w:rPr>
@@ -925,16 +917,16 @@
         <w:tblLook w:val="04A0" w:firstRow="1" w:lastRow="0" w:firstColumn="1" w:lastColumn="0" w:noHBand="0" w:noVBand="1"/>
       </w:tblPr>
       <w:tblGrid>
-        <w:gridCol w:w="1973"/>
-        <w:gridCol w:w="1973"/>
-        <w:gridCol w:w="1973"/>
-        <w:gridCol w:w="1973"/>
-        <w:gridCol w:w="1973"/>
+        <w:gridCol w:w="2041"/>
+        <w:gridCol w:w="2041"/>
+        <w:gridCol w:w="2041"/>
+        <w:gridCol w:w="2041"/>
+        <w:gridCol w:w="2041"/>
       </w:tblGrid>
       <w:tr>
         <w:tc>
           <w:tcPr>
-            <w:tcW w:w="1973" w:type="dxa"/>
+            <w:tcW w:w="2041" w:type="dxa"/>
           </w:tcPr>
           <w:p>
             <w:pPr>
@@ -949,7 +941,7 @@
         </w:tc>
         <w:tc>
           <w:tcPr>
-            <w:tcW w:w="1973" w:type="dxa"/>
+            <w:tcW w:w="2041" w:type="dxa"/>
           </w:tcPr>
           <w:p>
             <w:pPr>
@@ -964,7 +956,7 @@
         </w:tc>
         <w:tc>
           <w:tcPr>
-            <w:tcW w:w="1973" w:type="dxa"/>
+            <w:tcW w:w="2041" w:type="dxa"/>
           </w:tcPr>
           <w:p>
             <w:pPr>
@@ -979,7 +971,7 @@
         </w:tc>
         <w:tc>
           <w:tcPr>
-            <w:tcW w:w="1973" w:type="dxa"/>
+            <w:tcW w:w="2041" w:type="dxa"/>
           </w:tcPr>
           <w:p>
             <w:pPr>
@@ -994,7 +986,7 @@
         </w:tc>
         <w:tc>
           <w:tcPr>
-            <w:tcW w:w="1973" w:type="dxa"/>
+            <w:tcW w:w="2041" w:type="dxa"/>
           </w:tcPr>
           <w:p>
             <w:pPr>
@@ -1011,7 +1003,7 @@
       <w:tr>
         <w:tc>
           <w:tcPr>
-            <w:tcW w:w="1973" w:type="dxa"/>
+            <w:tcW w:w="2041" w:type="dxa"/>
           </w:tcPr>
           <w:p>
             <w:pPr>
@@ -1026,7 +1018,7 @@
         </w:tc>
         <w:tc>
           <w:tcPr>
-            <w:tcW w:w="1973" w:type="dxa"/>
+            <w:tcW w:w="2041" w:type="dxa"/>
           </w:tcPr>
           <w:p>
             <w:pPr>
@@ -1041,7 +1033,7 @@
         </w:tc>
         <w:tc>
           <w:tcPr>
-            <w:tcW w:w="1973" w:type="dxa"/>
+            <w:tcW w:w="2041" w:type="dxa"/>
           </w:tcPr>
           <w:p>
             <w:pPr>
@@ -1056,7 +1048,7 @@
         </w:tc>
         <w:tc>
           <w:tcPr>
-            <w:tcW w:w="1973" w:type="dxa"/>
+            <w:tcW w:w="2041" w:type="dxa"/>
           </w:tcPr>
           <w:p>
             <w:pPr>
@@ -1071,7 +1063,7 @@
         </w:tc>
         <w:tc>
           <w:tcPr>
-            <w:tcW w:w="1973" w:type="dxa"/>
+            <w:tcW w:w="2041" w:type="dxa"/>
           </w:tcPr>
           <w:p>
             <w:pPr>
@@ -1088,7 +1080,7 @@
     </w:tbl>
     <w:p>
       <w:pPr>
-        <w:spacing w:after="60" w:line="240" w:lineRule="auto"/>
+        <w:spacing w:after="80"/>
         <w:rPr>
           <w:rFonts w:hint="eastAsia"/>
         </w:rPr>
@@ -1099,7 +1091,7 @@
     </w:p>
     <w:p>
       <w:pPr>
-        <w:spacing w:before="160" w:after="0" w:line="240" w:lineRule="auto"/>
+        <w:spacing w:before="120" w:after="0"/>
         <w:jc w:val="center"/>
         <w:rPr>
           <w:rFonts w:hint="eastAsia"/>
@@ -1128,7 +1120,7 @@
     </w:p>
     <w:p>
       <w:pPr>
-        <w:spacing w:before="80" w:after="80" w:line="240" w:lineRule="auto"/>
+        <w:spacing w:before="120" w:after="80"/>
         <w:rPr>
           <w:rFonts w:hint="eastAsia"/>
         </w:rPr>
@@ -1136,85 +1128,51 @@
       <w:r>
         <w:rPr>
           <w:b/>
-          <w:color w:val="0F5F8A"/>
-          <w:sz w:val="24"/>
+          <w:sz w:val="22"/>
         </w:rPr>
         <w:t>四、列竖式计算（带※的题目要验算）。</w:t>
       </w:r>
     </w:p>
     <w:p>
       <w:pPr>
-        <w:spacing w:after="60" w:line="240" w:lineRule="auto"/>
+        <w:spacing w:after="560"/>
         <w:rPr>
           <w:rFonts w:hint="eastAsia"/>
         </w:rPr>
       </w:pPr>
       <w:r>
-        <w:t>1. 76×45＝　　　　　　　　　　　　2. 21.4－7.9＝</w:t>
+        <w:t>1. 76×45＝　　　　　　　　　　2. 21.4－7.9＝</w:t>
       </w:r>
     </w:p>
     <w:p>
       <w:pPr>
-        <w:spacing w:after="60" w:line="240" w:lineRule="auto"/>
+        <w:spacing w:after="560"/>
         <w:rPr>
           <w:rFonts w:hint="eastAsia"/>
         </w:rPr>
       </w:pPr>
+      <w:r>
+        <w:t>3. 572÷7＝　　　　　　　　　　※4. 843÷5＝</w:t>
+      </w:r>
     </w:p>
     <w:p>
       <w:pPr>
-        <w:spacing w:after="60" w:line="240" w:lineRule="auto"/>
+        <w:spacing w:before="120" w:after="80"/>
         <w:rPr>
           <w:rFonts w:hint="eastAsia"/>
         </w:rPr>
       </w:pPr>
-    </w:p>
-    <w:p>
-      <w:pPr>
-        <w:spacing w:after="60" w:line="240" w:lineRule="auto"/>
-        <w:rPr>
-          <w:rFonts w:hint="eastAsia"/>
-        </w:rPr>
-      </w:pPr>
-      <w:r>
-        <w:t>3. 572÷7＝　　　　　　　　　　　　※4. 843÷5＝</w:t>
-      </w:r>
-    </w:p>
-    <w:p>
-      <w:pPr>
-        <w:spacing w:after="60" w:line="240" w:lineRule="auto"/>
-        <w:rPr>
-          <w:rFonts w:hint="eastAsia"/>
-        </w:rPr>
-      </w:pPr>
-    </w:p>
-    <w:p>
-      <w:pPr>
-        <w:spacing w:after="60" w:line="240" w:lineRule="auto"/>
-        <w:rPr>
-          <w:rFonts w:hint="eastAsia"/>
-        </w:rPr>
-      </w:pPr>
-    </w:p>
-    <w:p>
-      <w:pPr>
-        <w:spacing w:before="80" w:after="80" w:line="240" w:lineRule="auto"/>
-        <w:rPr>
-          <w:rFonts w:hint="eastAsia"/>
-        </w:rPr>
-      </w:pPr>
       <w:r>
         <w:rPr>
           <w:b/>
-          <w:color w:val="0F5F8A"/>
-          <w:sz w:val="24"/>
+          <w:sz w:val="22"/>
         </w:rPr>
         <w:t>五、根据要求完成下面各题。</w:t>
       </w:r>
     </w:p>
     <w:p>
       <w:pPr>
-        <w:spacing w:after="100" w:line="240" w:lineRule="auto"/>
+        <w:spacing w:after="120"/>
         <w:ind w:firstLine="420"/>
         <w:rPr>
           <w:rFonts w:hint="eastAsia"/>
@@ -1229,7 +1187,7 @@
     </w:p>
     <w:p>
       <w:pPr>
-        <w:spacing w:after="60" w:line="240" w:lineRule="auto"/>
+        <w:spacing w:after="40"/>
         <w:rPr>
           <w:rFonts w:hint="eastAsia"/>
         </w:rPr>
@@ -1240,7 +1198,7 @@
     </w:p>
     <w:p>
       <w:pPr>
-        <w:spacing w:after="60" w:line="240" w:lineRule="auto"/>
+        <w:spacing w:after="40"/>
         <w:rPr>
           <w:rFonts w:hint="eastAsia"/>
         </w:rPr>
@@ -1251,7 +1209,7 @@
     </w:p>
     <w:p>
       <w:pPr>
-        <w:spacing w:after="60" w:line="240" w:lineRule="auto"/>
+        <w:spacing w:after="40"/>
         <w:rPr>
           <w:rFonts w:hint="eastAsia"/>
         </w:rPr>
@@ -1262,7 +1220,7 @@
     </w:p>
     <w:p>
       <w:pPr>
-        <w:spacing w:after="60" w:line="240" w:lineRule="auto"/>
+        <w:spacing w:after="80"/>
         <w:rPr>
           <w:rFonts w:hint="eastAsia"/>
         </w:rPr>
@@ -1273,7 +1231,7 @@
     </w:p>
     <w:p>
       <w:pPr>
-        <w:spacing w:after="60" w:line="240" w:lineRule="auto"/>
+        <w:spacing w:after="40"/>
         <w:rPr>
           <w:rFonts w:hint="eastAsia"/>
         </w:rPr>
@@ -1284,7 +1242,7 @@
     </w:p>
     <w:p>
       <w:pPr>
-        <w:spacing w:after="60" w:line="240" w:lineRule="auto"/>
+        <w:spacing w:after="80"/>
         <w:rPr>
           <w:rFonts w:hint="eastAsia"/>
         </w:rPr>
@@ -1295,7 +1253,7 @@
     </w:p>
     <w:p>
       <w:pPr>
-        <w:spacing w:after="60" w:line="240" w:lineRule="auto"/>
+        <w:spacing w:after="40"/>
         <w:rPr>
           <w:rFonts w:hint="eastAsia"/>
         </w:rPr>
@@ -1306,7 +1264,7 @@
     </w:p>
     <w:p>
       <w:pPr>
-        <w:spacing w:after="60" w:line="240" w:lineRule="auto"/>
+        <w:spacing w:after="40"/>
         <w:rPr>
           <w:rFonts w:hint="eastAsia"/>
         </w:rPr>
@@ -1317,7 +1275,7 @@
     </w:p>
     <w:p>
       <w:pPr>
-        <w:spacing w:after="60" w:line="240" w:lineRule="auto"/>
+        <w:spacing w:after="80"/>
         <w:rPr>
           <w:rFonts w:hint="eastAsia"/>
         </w:rPr>
@@ -1328,7 +1286,7 @@
     </w:p>
     <w:p>
       <w:pPr>
-        <w:spacing w:before="160" w:after="0" w:line="240" w:lineRule="auto"/>
+        <w:spacing w:before="120" w:after="0"/>
         <w:jc w:val="center"/>
         <w:rPr>
           <w:rFonts w:hint="eastAsia"/>
@@ -1344,7 +1302,7 @@
     </w:p>
     <w:p>
       <w:pPr>
-        <w:spacing w:before="160" w:after="0" w:line="240" w:lineRule="auto"/>
+        <w:spacing w:before="120" w:after="0"/>
         <w:jc w:val="center"/>
         <w:rPr>
           <w:rFonts w:hint="eastAsia"/>
@@ -1353,74 +1311,12 @@
     </w:p>
     <w:sectPr>
       <w:pgSz w:w="11906" w:h="16838"/>
-      <w:pgMar w:top="794" w:right="1020" w:bottom="794" w:left="1020" w:header="720" w:footer="720" w:gutter="0"/>
+      <w:pgMar w:top="624" w:right="850" w:bottom="624" w:left="850" w:header="720" w:footer="720" w:gutter="0"/>
       <w:cols w:space="720"/>
       <w:docGrid w:linePitch="360"/>
     </w:sectPr>
   </w:body>
 </w:document>
-</file>
-
-<file path=word/endnotes.xml><?xml version="1.0" encoding="utf-8"?>
-<w:endnotes xmlns:wpc="http://schemas.microsoft.com/office/word/2010/wordprocessingCanvas" xmlns:cx="http://schemas.microsoft.com/office/drawing/2014/chartex" xmlns:cx1="http://schemas.microsoft.com/office/drawing/2015/9/8/chartex" xmlns:cx2="http://schemas.microsoft.com/office/drawing/2015/10/21/chartex" xmlns:cx3="http://schemas.microsoft.com/office/drawing/2016/5/9/chartex" xmlns:cx4="http://schemas.microsoft.com/office/drawing/2016/5/10/chartex" xmlns:cx5="http://schemas.microsoft.com/office/drawing/2016/5/11/chartex" xmlns:cx6="http://schemas.microsoft.com/office/drawing/2016/5/12/chartex" xmlns:cx7="http://schemas.microsoft.com/office/drawing/2016/5/13/chartex" xmlns:cx8="http://schemas.microsoft.com/office/drawing/2016/5/14/chartex" xmlns:mc="http://schemas.openxmlformats.org/markup-compatibility/2006" xmlns:aink="http://schemas.microsoft.com/office/drawing/2016/ink" xmlns:am3d="http://schemas.microsoft.com/office/drawing/2017/model3d" xmlns:o="urn:schemas-microsoft-com:office:office" xmlns:oel="http://schemas.microsoft.com/office/2019/extlst" xmlns:r="http://schemas.openxmlformats.org/officeDocument/2006/relationships" xmlns:m="http://schemas.openxmlformats.org/officeDocument/2006/math" xmlns:v="urn:schemas-microsoft-com:vml" xmlns:wp14="http://schemas.microsoft.com/office/word/2010/wordprocessingDrawing" xmlns:wp="http://schemas.openxmlformats.org/drawingml/2006/wordprocessingDrawing" xmlns:w10="urn:schemas-microsoft-com:office:word" xmlns:w="http://schemas.openxmlformats.org/wordprocessingml/2006/main" xmlns:w14="http://schemas.microsoft.com/office/word/2010/wordml" xmlns:w15="http://schemas.microsoft.com/office/word/2012/wordml" xmlns:w16cex="http://schemas.microsoft.com/office/word/2018/wordml/cex" xmlns:w16cid="http://schemas.microsoft.com/office/word/2016/wordml/cid" xmlns:w16="http://schemas.microsoft.com/office/word/2018/wordml" xmlns:w16du="http://schemas.microsoft.com/office/word/2023/wordml/word16du" xmlns:w16sdtdh="http://schemas.microsoft.com/office/word/2020/wordml/sdtdatahash" xmlns:w16sdtfl="http://schemas.microsoft.com/office/word/2024/wordml/sdtformatlock" xmlns:w16se="http://schemas.microsoft.com/office/word/2015/wordml/symex" xmlns:wpg="http://schemas.microsoft.com/office/word/2010/wordprocessingGroup" xmlns:wpi="http://schemas.microsoft.com/office/word/2010/wordprocessingInk" xmlns:wne="http://schemas.microsoft.com/office/word/2006/wordml" xmlns:wps="http://schemas.microsoft.com/office/word/2010/wordprocessingShape" mc:Ignorable="w14 w15 w16se w16cid w16 w16cex w16sdtdh w16sdtfl w16du wp14">
-  <w:endnote w:type="separator" w:id="-1">
-    <w:p>
-      <w:pPr>
-        <w:spacing w:after="0" w:line="240" w:lineRule="auto"/>
-        <w:rPr>
-          <w:rFonts w:hint="eastAsia"/>
-        </w:rPr>
-      </w:pPr>
-      <w:r>
-        <w:separator/>
-      </w:r>
-    </w:p>
-  </w:endnote>
-  <w:endnote w:type="continuationSeparator" w:id="0">
-    <w:p>
-      <w:pPr>
-        <w:spacing w:after="0" w:line="240" w:lineRule="auto"/>
-        <w:rPr>
-          <w:rFonts w:hint="eastAsia"/>
-        </w:rPr>
-      </w:pPr>
-      <w:r>
-        <w:continuationSeparator/>
-      </w:r>
-    </w:p>
-  </w:endnote>
-</w:endnotes>
-</file>
-
-<file path=word/footnotes.xml><?xml version="1.0" encoding="utf-8"?>
-<w:footnotes xmlns:wpc="http://schemas.microsoft.com/office/word/2010/wordprocessingCanvas" xmlns:cx="http://schemas.microsoft.com/office/drawing/2014/chartex" xmlns:cx1="http://schemas.microsoft.com/office/drawing/2015/9/8/chartex" xmlns:cx2="http://schemas.microsoft.com/office/drawing/2015/10/21/chartex" xmlns:cx3="http://schemas.microsoft.com/office/drawing/2016/5/9/chartex" xmlns:cx4="http://schemas.microsoft.com/office/drawing/2016/5/10/chartex" xmlns:cx5="http://schemas.microsoft.com/office/drawing/2016/5/11/chartex" xmlns:cx6="http://schemas.microsoft.com/office/drawing/2016/5/12/chartex" xmlns:cx7="http://schemas.microsoft.com/office/drawing/2016/5/13/chartex" xmlns:cx8="http://schemas.microsoft.com/office/drawing/2016/5/14/chartex" xmlns:mc="http://schemas.openxmlformats.org/markup-compatibility/2006" xmlns:aink="http://schemas.microsoft.com/office/drawing/2016/ink" xmlns:am3d="http://schemas.microsoft.com/office/drawing/2017/model3d" xmlns:o="urn:schemas-microsoft-com:office:office" xmlns:oel="http://schemas.microsoft.com/office/2019/extlst" xmlns:r="http://schemas.openxmlformats.org/officeDocument/2006/relationships" xmlns:m="http://schemas.openxmlformats.org/officeDocument/2006/math" xmlns:v="urn:schemas-microsoft-com:vml" xmlns:wp14="http://schemas.microsoft.com/office/word/2010/wordprocessingDrawing" xmlns:wp="http://schemas.openxmlformats.org/drawingml/2006/wordprocessingDrawing" xmlns:w10="urn:schemas-microsoft-com:office:word" xmlns:w="http://schemas.openxmlformats.org/wordprocessingml/2006/main" xmlns:w14="http://schemas.microsoft.com/office/word/2010/wordml" xmlns:w15="http://schemas.microsoft.com/office/word/2012/wordml" xmlns:w16cex="http://schemas.microsoft.com/office/word/2018/wordml/cex" xmlns:w16cid="http://schemas.microsoft.com/office/word/2016/wordml/cid" xmlns:w16="http://schemas.microsoft.com/office/word/2018/wordml" xmlns:w16du="http://schemas.microsoft.com/office/word/2023/wordml/word16du" xmlns:w16sdtdh="http://schemas.microsoft.com/office/word/2020/wordml/sdtdatahash" xmlns:w16sdtfl="http://schemas.microsoft.com/office/word/2024/wordml/sdtformatlock" xmlns:w16se="http://schemas.microsoft.com/office/word/2015/wordml/symex" xmlns:wpg="http://schemas.microsoft.com/office/word/2010/wordprocessingGroup" xmlns:wpi="http://schemas.microsoft.com/office/word/2010/wordprocessingInk" xmlns:wne="http://schemas.microsoft.com/office/word/2006/wordml" xmlns:wps="http://schemas.microsoft.com/office/word/2010/wordprocessingShape" mc:Ignorable="w14 w15 w16se w16cid w16 w16cex w16sdtdh w16sdtfl w16du wp14">
-  <w:footnote w:type="separator" w:id="-1">
-    <w:p>
-      <w:pPr>
-        <w:spacing w:after="0" w:line="240" w:lineRule="auto"/>
-        <w:rPr>
-          <w:rFonts w:hint="eastAsia"/>
-        </w:rPr>
-      </w:pPr>
-      <w:r>
-        <w:separator/>
-      </w:r>
-    </w:p>
-  </w:footnote>
-  <w:footnote w:type="continuationSeparator" w:id="0">
-    <w:p>
-      <w:pPr>
-        <w:spacing w:after="0" w:line="240" w:lineRule="auto"/>
-        <w:rPr>
-          <w:rFonts w:hint="eastAsia"/>
-        </w:rPr>
-      </w:pPr>
-      <w:r>
-        <w:continuationSeparator/>
-      </w:r>
-    </w:p>
-  </w:footnote>
-</w:footnotes>
 </file>
 
 <file path=word/numbering.xml><?xml version="1.0" encoding="utf-8"?>
@@ -1596,31 +1492,31 @@
       </w:rPr>
     </w:lvl>
   </w:abstractNum>
-  <w:num w:numId="1" w16cid:durableId="644505275">
+  <w:num w:numId="1" w16cid:durableId="893737923">
     <w:abstractNumId w:val="8"/>
   </w:num>
-  <w:num w:numId="2" w16cid:durableId="138501319">
+  <w:num w:numId="2" w16cid:durableId="489756771">
     <w:abstractNumId w:val="6"/>
   </w:num>
-  <w:num w:numId="3" w16cid:durableId="1549604901">
+  <w:num w:numId="3" w16cid:durableId="644435335">
     <w:abstractNumId w:val="5"/>
   </w:num>
-  <w:num w:numId="4" w16cid:durableId="946808798">
+  <w:num w:numId="4" w16cid:durableId="296879682">
     <w:abstractNumId w:val="4"/>
   </w:num>
-  <w:num w:numId="5" w16cid:durableId="1572499044">
+  <w:num w:numId="5" w16cid:durableId="981929783">
     <w:abstractNumId w:val="7"/>
   </w:num>
-  <w:num w:numId="6" w16cid:durableId="2037927198">
+  <w:num w:numId="6" w16cid:durableId="1823698696">
     <w:abstractNumId w:val="3"/>
   </w:num>
-  <w:num w:numId="7" w16cid:durableId="1883900908">
+  <w:num w:numId="7" w16cid:durableId="1976834846">
     <w:abstractNumId w:val="2"/>
   </w:num>
-  <w:num w:numId="8" w16cid:durableId="1324626444">
+  <w:num w:numId="8" w16cid:durableId="30308711">
     <w:abstractNumId w:val="1"/>
   </w:num>
-  <w:num w:numId="9" w16cid:durableId="1044674492">
+  <w:num w:numId="9" w16cid:durableId="926577248">
     <w:abstractNumId w:val="0"/>
   </w:num>
 </w:numbering>
@@ -2018,6 +1914,7 @@
     <w:rsid w:val="00FC693F"/>
     <w:rPr>
       <w:rFonts w:ascii="宋体" w:eastAsia="宋体" w:hAnsi="宋体"/>
+      <w:sz w:val="21"/>
     </w:rPr>
   </w:style>
   <w:style w:type="paragraph" w:styleId="1">
